--- a/python_oriented_interview/selenium/Selenium_waits.docx
+++ b/python_oriented_interview/selenium/Selenium_waits.docx
@@ -158,7 +158,7 @@
       </w:pPr>
       <w:r>
         <w:pict w14:anchorId="2D8A840A">
-          <v:rect id="_x0000_i1283" style="width:0;height:1.5pt" o:hralign="center" o:hrstd="t" o:hr="t" fillcolor="#a0a0a0" stroked="f"/>
+          <v:rect id="_x0000_i1025" style="width:0;height:1.5pt" o:hralign="center" o:hrstd="t" o:hr="t" fillcolor="#a0a0a0" stroked="f"/>
         </w:pict>
       </w:r>
     </w:p>
@@ -463,7 +463,7 @@
       </w:pPr>
       <w:r>
         <w:pict w14:anchorId="35F830DA">
-          <v:rect id="_x0000_i1284" style="width:0;height:1.5pt" o:hralign="center" o:hrstd="t" o:hr="t" fillcolor="#a0a0a0" stroked="f"/>
+          <v:rect id="_x0000_i1026" style="width:0;height:1.5pt" o:hralign="center" o:hrstd="t" o:hr="t" fillcolor="#a0a0a0" stroked="f"/>
         </w:pict>
       </w:r>
     </w:p>
@@ -545,7 +545,7 @@
       </w:pPr>
       <w:r>
         <w:pict w14:anchorId="0D76DE09">
-          <v:rect id="_x0000_i1285" style="width:0;height:1.5pt" o:hralign="center" o:hrstd="t" o:hr="t" fillcolor="#a0a0a0" stroked="f"/>
+          <v:rect id="_x0000_i1027" style="width:0;height:1.5pt" o:hralign="center" o:hrstd="t" o:hr="t" fillcolor="#a0a0a0" stroked="f"/>
         </w:pict>
       </w:r>
     </w:p>
@@ -631,7 +631,7 @@
       </w:pPr>
       <w:r>
         <w:pict w14:anchorId="2430B3A5">
-          <v:rect id="_x0000_i1286" style="width:0;height:1.5pt" o:hralign="center" o:hrstd="t" o:hr="t" fillcolor="#a0a0a0" stroked="f"/>
+          <v:rect id="_x0000_i1028" style="width:0;height:1.5pt" o:hralign="center" o:hrstd="t" o:hr="t" fillcolor="#a0a0a0" stroked="f"/>
         </w:pict>
       </w:r>
     </w:p>
@@ -753,7 +753,7 @@
       </w:pPr>
       <w:r>
         <w:pict w14:anchorId="7B689981">
-          <v:rect id="_x0000_i1287" style="width:0;height:1.5pt" o:hralign="center" o:hrstd="t" o:hr="t" fillcolor="#a0a0a0" stroked="f"/>
+          <v:rect id="_x0000_i1029" style="width:0;height:1.5pt" o:hralign="center" o:hrstd="t" o:hr="t" fillcolor="#a0a0a0" stroked="f"/>
         </w:pict>
       </w:r>
     </w:p>
@@ -829,7 +829,7 @@
       </w:pPr>
       <w:r>
         <w:pict w14:anchorId="76D5DE86">
-          <v:rect id="_x0000_i1288" style="width:0;height:1.5pt" o:hralign="center" o:hrstd="t" o:hr="t" fillcolor="#a0a0a0" stroked="f"/>
+          <v:rect id="_x0000_i1030" style="width:0;height:1.5pt" o:hralign="center" o:hrstd="t" o:hr="t" fillcolor="#a0a0a0" stroked="f"/>
         </w:pict>
       </w:r>
     </w:p>
@@ -872,7 +872,7 @@
       </w:pPr>
       <w:r>
         <w:pict w14:anchorId="05C6B3D8">
-          <v:rect id="_x0000_i1289" style="width:0;height:1.5pt" o:hralign="center" o:hrstd="t" o:hr="t" fillcolor="#a0a0a0" stroked="f"/>
+          <v:rect id="_x0000_i1031" style="width:0;height:1.5pt" o:hralign="center" o:hrstd="t" o:hr="t" fillcolor="#a0a0a0" stroked="f"/>
         </w:pict>
       </w:r>
     </w:p>
@@ -916,7 +916,7 @@
       <w:r>
         <w:lastRenderedPageBreak/>
         <w:pict w14:anchorId="32EE0E02">
-          <v:rect id="_x0000_i1290" style="width:0;height:1.5pt" o:hralign="center" o:hrstd="t" o:hr="t" fillcolor="#a0a0a0" stroked="f"/>
+          <v:rect id="_x0000_i1032" style="width:0;height:1.5pt" o:hralign="center" o:hrstd="t" o:hr="t" fillcolor="#a0a0a0" stroked="f"/>
         </w:pict>
       </w:r>
     </w:p>
@@ -1019,7 +1019,7 @@
       </w:pPr>
       <w:r>
         <w:pict w14:anchorId="719C2077">
-          <v:rect id="_x0000_i1291" style="width:0;height:1.5pt" o:hralign="center" o:hrstd="t" o:hr="t" fillcolor="#a0a0a0" stroked="f"/>
+          <v:rect id="_x0000_i1033" style="width:0;height:1.5pt" o:hralign="center" o:hrstd="t" o:hr="t" fillcolor="#a0a0a0" stroked="f"/>
         </w:pict>
       </w:r>
     </w:p>
@@ -1091,7 +1091,7 @@
       </w:pPr>
       <w:r>
         <w:pict w14:anchorId="0D9668D9">
-          <v:rect id="_x0000_i1292" style="width:0;height:1.5pt" o:hralign="center" o:hrstd="t" o:hr="t" fillcolor="#a0a0a0" stroked="f"/>
+          <v:rect id="_x0000_i1034" style="width:0;height:1.5pt" o:hralign="center" o:hrstd="t" o:hr="t" fillcolor="#a0a0a0" stroked="f"/>
         </w:pict>
       </w:r>
     </w:p>
@@ -1184,7 +1184,7 @@
       </w:pPr>
       <w:r>
         <w:pict w14:anchorId="5E410ACC">
-          <v:rect id="_x0000_i1293" style="width:0;height:1.5pt" o:hralign="center" o:hrstd="t" o:hr="t" fillcolor="#a0a0a0" stroked="f"/>
+          <v:rect id="_x0000_i1035" style="width:0;height:1.5pt" o:hralign="center" o:hrstd="t" o:hr="t" fillcolor="#a0a0a0" stroked="f"/>
         </w:pict>
       </w:r>
     </w:p>
@@ -1245,7 +1245,7 @@
       </w:pPr>
       <w:r>
         <w:pict w14:anchorId="00481645">
-          <v:rect id="_x0000_i1294" style="width:0;height:1.5pt" o:hralign="center" o:hrstd="t" o:hr="t" fillcolor="#a0a0a0" stroked="f"/>
+          <v:rect id="_x0000_i1036" style="width:0;height:1.5pt" o:hralign="center" o:hrstd="t" o:hr="t" fillcolor="#a0a0a0" stroked="f"/>
         </w:pict>
       </w:r>
     </w:p>
@@ -1381,7 +1381,7 @@
       </w:pPr>
       <w:r>
         <w:pict w14:anchorId="688B0698">
-          <v:rect id="_x0000_i1295" style="width:0;height:1.5pt" o:hralign="center" o:hrstd="t" o:hr="t" fillcolor="#a0a0a0" stroked="f"/>
+          <v:rect id="_x0000_i1037" style="width:0;height:1.5pt" o:hralign="center" o:hrstd="t" o:hr="t" fillcolor="#a0a0a0" stroked="f"/>
         </w:pict>
       </w:r>
     </w:p>
@@ -1522,7 +1522,7 @@
       </w:pPr>
       <w:r>
         <w:pict w14:anchorId="3888D188">
-          <v:rect id="_x0000_i1296" style="width:0;height:1.5pt" o:hralign="center" o:hrstd="t" o:hr="t" fillcolor="#a0a0a0" stroked="f"/>
+          <v:rect id="_x0000_i1038" style="width:0;height:1.5pt" o:hralign="center" o:hrstd="t" o:hr="t" fillcolor="#a0a0a0" stroked="f"/>
         </w:pict>
       </w:r>
     </w:p>
@@ -1930,7 +1930,7 @@
       </w:pPr>
       <w:r>
         <w:pict w14:anchorId="73DB2E3D">
-          <v:rect id="_x0000_i1297" style="width:0;height:1.5pt" o:hralign="center" o:hrstd="t" o:hr="t" fillcolor="#a0a0a0" stroked="f"/>
+          <v:rect id="_x0000_i1039" style="width:0;height:1.5pt" o:hralign="center" o:hrstd="t" o:hr="t" fillcolor="#a0a0a0" stroked="f"/>
         </w:pict>
       </w:r>
     </w:p>
@@ -2035,7 +2035,7 @@
       </w:pPr>
       <w:r>
         <w:pict w14:anchorId="3A89C037">
-          <v:rect id="_x0000_i1298" style="width:0;height:1.5pt" o:hralign="center" o:hrstd="t" o:hr="t" fillcolor="#a0a0a0" stroked="f"/>
+          <v:rect id="_x0000_i1040" style="width:0;height:1.5pt" o:hralign="center" o:hrstd="t" o:hr="t" fillcolor="#a0a0a0" stroked="f"/>
         </w:pict>
       </w:r>
     </w:p>
@@ -2108,7 +2108,7 @@
       </w:pPr>
       <w:r>
         <w:pict w14:anchorId="519FC0BE">
-          <v:rect id="_x0000_i1299" style="width:0;height:1.5pt" o:hralign="center" o:hrstd="t" o:hr="t" fillcolor="#a0a0a0" stroked="f"/>
+          <v:rect id="_x0000_i1041" style="width:0;height:1.5pt" o:hralign="center" o:hrstd="t" o:hr="t" fillcolor="#a0a0a0" stroked="f"/>
         </w:pict>
       </w:r>
     </w:p>
@@ -2211,7 +2211,7 @@
       </w:pPr>
       <w:r>
         <w:pict w14:anchorId="78B20CCA">
-          <v:rect id="_x0000_i1300" style="width:0;height:1.5pt" o:hralign="center" o:hrstd="t" o:hr="t" fillcolor="#a0a0a0" stroked="f"/>
+          <v:rect id="_x0000_i1042" style="width:0;height:1.5pt" o:hralign="center" o:hrstd="t" o:hr="t" fillcolor="#a0a0a0" stroked="f"/>
         </w:pict>
       </w:r>
     </w:p>
@@ -2296,7 +2296,7 @@
       </w:pPr>
       <w:r>
         <w:pict w14:anchorId="61A1A46E">
-          <v:rect id="_x0000_i1301" style="width:0;height:1.5pt" o:hralign="center" o:hrstd="t" o:hr="t" fillcolor="#a0a0a0" stroked="f"/>
+          <v:rect id="_x0000_i1043" style="width:0;height:1.5pt" o:hralign="center" o:hrstd="t" o:hr="t" fillcolor="#a0a0a0" stroked="f"/>
         </w:pict>
       </w:r>
     </w:p>
@@ -2418,14 +2418,6 @@
         </w:pBdr>
         <w:spacing w:after="0"/>
       </w:pPr>
-    </w:p>
-    <w:p>
-      <w:pPr>
-        <w:pBdr>
-          <w:top w:val="single" w:sz="4" w:space="1" w:color="auto"/>
-        </w:pBdr>
-        <w:spacing w:after="0"/>
-      </w:pPr>
       <w:r>
         <w:t xml:space="preserve">element = </w:t>
       </w:r>
@@ -2492,7 +2484,7 @@
       </w:pPr>
       <w:r>
         <w:pict w14:anchorId="112E0454">
-          <v:rect id="_x0000_i1302" style="width:0;height:1.5pt" o:hralign="center" o:hrstd="t" o:hr="t" fillcolor="#a0a0a0" stroked="f"/>
+          <v:rect id="_x0000_i1044" style="width:0;height:1.5pt" o:hralign="center" o:hrstd="t" o:hr="t" fillcolor="#a0a0a0" stroked="f"/>
         </w:pict>
       </w:r>
     </w:p>
@@ -2569,7 +2561,7 @@
       </w:pPr>
       <w:r>
         <w:pict w14:anchorId="2D68C15D">
-          <v:rect id="_x0000_i1303" style="width:0;height:1.5pt" o:hralign="center" o:hrstd="t" o:hr="t" fillcolor="#a0a0a0" stroked="f"/>
+          <v:rect id="_x0000_i1045" style="width:0;height:1.5pt" o:hralign="center" o:hrstd="t" o:hr="t" fillcolor="#a0a0a0" stroked="f"/>
         </w:pict>
       </w:r>
     </w:p>
@@ -2612,7 +2604,7 @@
       </w:pPr>
       <w:r>
         <w:pict w14:anchorId="26CEE521">
-          <v:rect id="_x0000_i1304" style="width:0;height:1.5pt" o:hralign="center" o:hrstd="t" o:hr="t" fillcolor="#a0a0a0" stroked="f"/>
+          <v:rect id="_x0000_i1046" style="width:0;height:1.5pt" o:hralign="center" o:hrstd="t" o:hr="t" fillcolor="#a0a0a0" stroked="f"/>
         </w:pict>
       </w:r>
     </w:p>
@@ -2678,10 +2670,175 @@
           <w:top w:val="single" w:sz="4" w:space="1" w:color="auto"/>
         </w:pBdr>
         <w:spacing w:after="0"/>
-      </w:pPr>
+        <w:rPr>
+          <w:b/>
+          <w:bCs/>
+        </w:rPr>
+      </w:pPr>
+      <w:r>
+        <w:rPr>
+          <w:b/>
+          <w:bCs/>
+        </w:rPr>
+        <w:t xml:space="preserve">When </w:t>
+      </w:r>
+      <w:proofErr w:type="spellStart"/>
+      <w:proofErr w:type="gramStart"/>
+      <w:r>
+        <w:rPr>
+          <w:b/>
+          <w:bCs/>
+        </w:rPr>
+        <w:t>time.sleep</w:t>
+      </w:r>
+      <w:proofErr w:type="spellEnd"/>
+      <w:proofErr w:type="gramEnd"/>
+      <w:r>
+        <w:rPr>
+          <w:b/>
+          <w:bCs/>
+        </w:rPr>
+        <w:t>() is Actually Acceptable:</w:t>
+      </w:r>
+    </w:p>
+    <w:p>
+      <w:pPr>
+        <w:numPr>
+          <w:ilvl w:val="0"/>
+          <w:numId w:val="4"/>
+        </w:numPr>
+        <w:pBdr>
+          <w:top w:val="single" w:sz="4" w:space="1" w:color="auto"/>
+        </w:pBdr>
+        <w:spacing w:after="0"/>
+      </w:pPr>
+      <w:r>
+        <w:rPr>
+          <w:b/>
+          <w:bCs/>
+        </w:rPr>
+        <w:t>Debugging</w:t>
+      </w:r>
+      <w:r>
+        <w:t> during script development</w:t>
+      </w:r>
+    </w:p>
+    <w:p>
+      <w:pPr>
+        <w:numPr>
+          <w:ilvl w:val="0"/>
+          <w:numId w:val="4"/>
+        </w:numPr>
+        <w:pBdr>
+          <w:top w:val="single" w:sz="4" w:space="1" w:color="auto"/>
+        </w:pBdr>
+        <w:spacing w:after="0"/>
+      </w:pPr>
+      <w:r>
+        <w:rPr>
+          <w:b/>
+          <w:bCs/>
+        </w:rPr>
+        <w:t>Rate limiting</w:t>
+      </w:r>
+      <w:r>
+        <w:t> (API calls with hard limits)</w:t>
+      </w:r>
+    </w:p>
+    <w:p>
+      <w:pPr>
+        <w:numPr>
+          <w:ilvl w:val="0"/>
+          <w:numId w:val="4"/>
+        </w:numPr>
+        <w:pBdr>
+          <w:top w:val="single" w:sz="4" w:space="1" w:color="auto"/>
+        </w:pBdr>
+        <w:spacing w:after="0"/>
+      </w:pPr>
+      <w:r>
+        <w:rPr>
+          <w:b/>
+          <w:bCs/>
+        </w:rPr>
+        <w:t xml:space="preserve">Simulating human </w:t>
+      </w:r>
+      <w:proofErr w:type="spellStart"/>
+      <w:r>
+        <w:rPr>
+          <w:b/>
+          <w:bCs/>
+        </w:rPr>
+        <w:t>behavior</w:t>
+      </w:r>
+      <w:proofErr w:type="spellEnd"/>
+      <w:r>
+        <w:t> in demo scripts</w:t>
+      </w:r>
+    </w:p>
+    <w:p>
+      <w:pPr>
+        <w:numPr>
+          <w:ilvl w:val="0"/>
+          <w:numId w:val="4"/>
+        </w:numPr>
+        <w:pBdr>
+          <w:top w:val="single" w:sz="4" w:space="1" w:color="auto"/>
+        </w:pBdr>
+        <w:spacing w:after="0"/>
+      </w:pPr>
+      <w:r>
+        <w:rPr>
+          <w:b/>
+          <w:bCs/>
+        </w:rPr>
+        <w:t>External hardware/device waiting</w:t>
+      </w:r>
+      <w:r>
+        <w:t> (no programmatic feedback)</w:t>
+      </w:r>
+    </w:p>
+    <w:p>
+      <w:pPr>
+        <w:pBdr>
+          <w:top w:val="single" w:sz="4" w:space="1" w:color="auto"/>
+        </w:pBdr>
+        <w:spacing w:after="0"/>
+      </w:pPr>
+      <w:r>
+        <w:rPr>
+          <w:b/>
+          <w:bCs/>
+        </w:rPr>
+        <w:lastRenderedPageBreak/>
+        <w:t>Rule of thumb:</w:t>
+      </w:r>
+      <w:r>
+        <w:t> If you can detect when the condition is met, use explicit waits. Only use </w:t>
+      </w:r>
+      <w:proofErr w:type="spellStart"/>
+      <w:proofErr w:type="gramStart"/>
+      <w:r>
+        <w:t>time.sleep</w:t>
+      </w:r>
+      <w:proofErr w:type="spellEnd"/>
+      <w:proofErr w:type="gramEnd"/>
+      <w:r>
+        <w:t>() when you have </w:t>
+      </w:r>
+      <w:r>
+        <w:rPr>
+          <w:b/>
+          <w:bCs/>
+        </w:rPr>
+        <w:t>no observable condition</w:t>
+      </w:r>
+      <w:r>
+        <w:t> to wait for.</w:t>
+      </w:r>
       <w:r>
         <w:pict w14:anchorId="6A38DC62">
-          <v:rect id="_x0000_i1305" style="width:0;height:1.5pt" o:hralign="center" o:hrstd="t" o:hr="t" fillcolor="#a0a0a0" stroked="f"/>
+          <v:rect id="_x0000_i1047" style="width:0;height:1.5pt" o:hralign="center" o:hrstd="t" o:hr="t" fillcolor="#a0a0a0" stroked="f"/>
         </w:pict>
       </w:r>
     </w:p>
@@ -2722,14 +2879,6 @@
         </w:pBdr>
         <w:spacing w:after="0"/>
       </w:pPr>
-    </w:p>
-    <w:p>
-      <w:pPr>
-        <w:pBdr>
-          <w:top w:val="single" w:sz="4" w:space="1" w:color="auto"/>
-        </w:pBdr>
-        <w:spacing w:after="0"/>
-      </w:pPr>
       <w:proofErr w:type="spellStart"/>
       <w:proofErr w:type="gramStart"/>
       <w:r>
@@ -2750,7 +2899,7 @@
       </w:pPr>
       <w:r>
         <w:pict w14:anchorId="226B7AB0">
-          <v:rect id="_x0000_i1306" style="width:0;height:1.5pt" o:hralign="center" o:hrstd="t" o:hr="t" fillcolor="#a0a0a0" stroked="f"/>
+          <v:rect id="_x0000_i1048" style="width:0;height:1.5pt" o:hralign="center" o:hrstd="t" o:hr="t" fillcolor="#a0a0a0" stroked="f"/>
         </w:pict>
       </w:r>
     </w:p>
@@ -2770,42 +2919,908 @@
           <w:b/>
           <w:bCs/>
         </w:rPr>
+        <w:t>Problem</w:t>
+      </w:r>
+    </w:p>
+    <w:p>
+      <w:pPr>
+        <w:pBdr>
+          <w:top w:val="single" w:sz="4" w:space="1" w:color="auto"/>
+        </w:pBdr>
+        <w:spacing w:after="0"/>
+      </w:pPr>
+      <w:r>
+        <w:t>Always waits full time even if element appears early.</w:t>
+      </w:r>
+    </w:p>
+    <w:p>
+      <w:pPr>
+        <w:pBdr>
+          <w:top w:val="single" w:sz="4" w:space="1" w:color="auto"/>
+        </w:pBdr>
+        <w:spacing w:after="0"/>
+      </w:pPr>
+      <w:r>
+        <w:t>Bad for frameworks.</w:t>
+      </w:r>
+    </w:p>
+    <w:p>
+      <w:pPr>
+        <w:pBdr>
+          <w:top w:val="single" w:sz="4" w:space="1" w:color="auto"/>
+        </w:pBdr>
+        <w:spacing w:after="0"/>
+      </w:pPr>
+      <w:r>
+        <w:pict w14:anchorId="104E78AC">
+          <v:rect id="_x0000_i1049" style="width:0;height:1.5pt" o:hralign="center" o:hrstd="t" o:hr="t" fillcolor="#a0a0a0" stroked="f"/>
+        </w:pict>
+      </w:r>
+    </w:p>
+    <w:p>
+      <w:pPr>
+        <w:pBdr>
+          <w:top w:val="single" w:sz="4" w:space="1" w:color="auto"/>
+        </w:pBdr>
+        <w:spacing w:after="0"/>
+        <w:rPr>
+          <w:b/>
+          <w:bCs/>
+        </w:rPr>
+      </w:pPr>
+      <w:r>
+        <w:rPr>
+          <w:b/>
+          <w:bCs/>
+        </w:rPr>
+        <w:t>Example problem</w:t>
+      </w:r>
+    </w:p>
+    <w:p>
+      <w:pPr>
+        <w:pBdr>
+          <w:top w:val="single" w:sz="4" w:space="1" w:color="auto"/>
+        </w:pBdr>
+        <w:spacing w:after="0"/>
+      </w:pPr>
+      <w:proofErr w:type="spellStart"/>
+      <w:proofErr w:type="gramStart"/>
+      <w:r>
+        <w:t>time.sleep</w:t>
+      </w:r>
+      <w:proofErr w:type="spellEnd"/>
+      <w:proofErr w:type="gramEnd"/>
+      <w:r>
+        <w:t>(10)</w:t>
+      </w:r>
+    </w:p>
+    <w:p>
+      <w:pPr>
+        <w:pBdr>
+          <w:top w:val="single" w:sz="4" w:space="1" w:color="auto"/>
+        </w:pBdr>
+        <w:spacing w:after="0"/>
+      </w:pPr>
+      <w:r>
+        <w:t>Even if page loads in 2 sec, script waits 10 sec.</w:t>
+      </w:r>
+    </w:p>
+    <w:p>
+      <w:pPr>
+        <w:pBdr>
+          <w:top w:val="single" w:sz="4" w:space="1" w:color="auto"/>
+        </w:pBdr>
+        <w:spacing w:after="0"/>
+      </w:pPr>
+      <w:r>
+        <w:pict w14:anchorId="2D7823F2">
+          <v:rect id="_x0000_i1050" style="width:0;height:1.5pt" o:hralign="center" o:hrstd="t" o:hr="t" fillcolor="#a0a0a0" stroked="f"/>
+        </w:pict>
+      </w:r>
+    </w:p>
+    <w:p>
+      <w:pPr>
+        <w:pBdr>
+          <w:top w:val="single" w:sz="4" w:space="1" w:color="auto"/>
+        </w:pBdr>
+        <w:spacing w:after="0"/>
+        <w:rPr>
+          <w:b/>
+          <w:bCs/>
+        </w:rPr>
+      </w:pPr>
+      <w:r>
+        <w:rPr>
+          <w:b/>
+          <w:bCs/>
+        </w:rPr>
+        <w:t>Use only for</w:t>
+      </w:r>
+    </w:p>
+    <w:p>
+      <w:pPr>
+        <w:pBdr>
+          <w:top w:val="single" w:sz="4" w:space="1" w:color="auto"/>
+        </w:pBdr>
+        <w:spacing w:after="0"/>
+      </w:pPr>
+      <w:r>
+        <w:t>Temporary debugging.</w:t>
+      </w:r>
+    </w:p>
+    <w:p>
+      <w:pPr>
+        <w:pBdr>
+          <w:top w:val="single" w:sz="4" w:space="1" w:color="auto"/>
+        </w:pBdr>
+        <w:spacing w:after="0"/>
+      </w:pPr>
+      <w:r>
+        <w:pict w14:anchorId="7507BCFF">
+          <v:rect id="_x0000_i1051" style="width:0;height:1.5pt" o:hralign="center" o:hrstd="t" o:hr="t" fillcolor="#a0a0a0" stroked="f"/>
+        </w:pict>
+      </w:r>
+    </w:p>
+    <w:p>
+      <w:pPr>
+        <w:pBdr>
+          <w:top w:val="single" w:sz="4" w:space="1" w:color="auto"/>
+        </w:pBdr>
+        <w:spacing w:after="0"/>
+        <w:rPr>
+          <w:b/>
+          <w:bCs/>
+        </w:rPr>
+      </w:pPr>
+      <w:r>
+        <w:rPr>
+          <w:rFonts w:ascii="Segoe UI Emoji" w:hAnsi="Segoe UI Emoji" w:cs="Segoe UI Emoji"/>
+          <w:b/>
+          <w:bCs/>
+        </w:rPr>
+        <w:t>✅</w:t>
+      </w:r>
+      <w:r>
+        <w:rPr>
+          <w:b/>
+          <w:bCs/>
+        </w:rPr>
+        <w:t xml:space="preserve"> Custom Wait Using Lambda</w:t>
+      </w:r>
+    </w:p>
+    <w:p>
+      <w:pPr>
+        <w:pBdr>
+          <w:top w:val="single" w:sz="4" w:space="1" w:color="auto"/>
+        </w:pBdr>
+        <w:spacing w:after="0"/>
+      </w:pPr>
+      <w:r>
+        <w:t>Senior engineers often create custom conditions.</w:t>
+      </w:r>
+    </w:p>
+    <w:p>
+      <w:pPr>
+        <w:pBdr>
+          <w:top w:val="single" w:sz="4" w:space="1" w:color="auto"/>
+        </w:pBdr>
+        <w:spacing w:after="0"/>
+      </w:pPr>
+      <w:r>
+        <w:pict w14:anchorId="44EA8AC8">
+          <v:rect id="_x0000_i1052" style="width:0;height:1.5pt" o:hralign="center" o:hrstd="t" o:hr="t" fillcolor="#a0a0a0" stroked="f"/>
+        </w:pict>
+      </w:r>
+    </w:p>
+    <w:p>
+      <w:pPr>
+        <w:pBdr>
+          <w:top w:val="single" w:sz="4" w:space="1" w:color="auto"/>
+        </w:pBdr>
+        <w:spacing w:after="0"/>
+        <w:rPr>
+          <w:b/>
+          <w:bCs/>
+        </w:rPr>
+      </w:pPr>
+      <w:r>
+        <w:rPr>
+          <w:b/>
+          <w:bCs/>
+        </w:rPr>
+        <w:t>Example</w:t>
+      </w:r>
+    </w:p>
+    <w:p>
+      <w:pPr>
+        <w:pBdr>
+          <w:top w:val="single" w:sz="4" w:space="1" w:color="auto"/>
+        </w:pBdr>
+        <w:spacing w:after="0"/>
+      </w:pPr>
+      <w:r>
+        <w:t>Wait until text changes</w:t>
+      </w:r>
+    </w:p>
+    <w:p>
+      <w:pPr>
+        <w:pBdr>
+          <w:top w:val="single" w:sz="4" w:space="1" w:color="auto"/>
+        </w:pBdr>
+        <w:spacing w:after="0"/>
+      </w:pPr>
+      <w:proofErr w:type="spellStart"/>
+      <w:proofErr w:type="gramStart"/>
+      <w:r>
+        <w:t>WebDriverWait</w:t>
+      </w:r>
+      <w:proofErr w:type="spellEnd"/>
+      <w:r>
+        <w:t>(</w:t>
+      </w:r>
+      <w:proofErr w:type="gramEnd"/>
+      <w:r>
+        <w:t>driver, 10</w:t>
+      </w:r>
+      <w:proofErr w:type="gramStart"/>
+      <w:r>
+        <w:t>).until</w:t>
+      </w:r>
+      <w:proofErr w:type="gramEnd"/>
+      <w:r>
+        <w:t>(</w:t>
+      </w:r>
+    </w:p>
+    <w:p>
+      <w:pPr>
+        <w:pBdr>
+          <w:top w:val="single" w:sz="4" w:space="1" w:color="auto"/>
+        </w:pBdr>
+        <w:spacing w:after="0"/>
+      </w:pPr>
+      <w:r>
+        <w:t xml:space="preserve">    lambda d: </w:t>
+      </w:r>
+      <w:proofErr w:type="spellStart"/>
+      <w:proofErr w:type="gramStart"/>
+      <w:r>
+        <w:t>d.find</w:t>
+      </w:r>
+      <w:proofErr w:type="gramEnd"/>
+      <w:r>
+        <w:t>_</w:t>
+      </w:r>
+      <w:proofErr w:type="gramStart"/>
+      <w:r>
+        <w:t>element</w:t>
+      </w:r>
+      <w:proofErr w:type="spellEnd"/>
+      <w:r>
+        <w:t>(</w:t>
+      </w:r>
+      <w:proofErr w:type="gramEnd"/>
+      <w:r>
+        <w:t>By.ID, "status").text == "Completed"</w:t>
+      </w:r>
+    </w:p>
+    <w:p>
+      <w:pPr>
+        <w:pBdr>
+          <w:top w:val="single" w:sz="4" w:space="1" w:color="auto"/>
+        </w:pBdr>
+        <w:spacing w:after="0"/>
+      </w:pPr>
+      <w:r>
+        <w:t>)</w:t>
+      </w:r>
+    </w:p>
+    <w:p>
+      <w:pPr>
+        <w:pBdr>
+          <w:top w:val="single" w:sz="4" w:space="1" w:color="auto"/>
+        </w:pBdr>
+        <w:spacing w:after="0"/>
+      </w:pPr>
+      <w:r>
+        <w:pict w14:anchorId="74DAF624">
+          <v:rect id="_x0000_i1053" style="width:0;height:1.5pt" o:hralign="center" o:hrstd="t" o:hr="t" fillcolor="#a0a0a0" stroked="f"/>
+        </w:pict>
+      </w:r>
+    </w:p>
+    <w:p>
+      <w:pPr>
+        <w:pBdr>
+          <w:top w:val="single" w:sz="4" w:space="1" w:color="auto"/>
+        </w:pBdr>
+        <w:spacing w:after="0"/>
+        <w:rPr>
+          <w:b/>
+          <w:bCs/>
+        </w:rPr>
+      </w:pPr>
+      <w:r>
+        <w:rPr>
+          <w:b/>
+          <w:bCs/>
+        </w:rPr>
+        <w:t xml:space="preserve">Example </w:t>
+      </w:r>
+      <w:proofErr w:type="gramStart"/>
+      <w:r>
+        <w:rPr>
+          <w:b/>
+          <w:bCs/>
+        </w:rPr>
+        <w:t>attribute</w:t>
+      </w:r>
+      <w:proofErr w:type="gramEnd"/>
+      <w:r>
+        <w:rPr>
+          <w:b/>
+          <w:bCs/>
+        </w:rPr>
+        <w:t xml:space="preserve"> wait</w:t>
+      </w:r>
+    </w:p>
+    <w:p>
+      <w:pPr>
+        <w:pBdr>
+          <w:top w:val="single" w:sz="4" w:space="1" w:color="auto"/>
+        </w:pBdr>
+        <w:spacing w:after="0"/>
+      </w:pPr>
+      <w:proofErr w:type="spellStart"/>
+      <w:proofErr w:type="gramStart"/>
+      <w:r>
+        <w:t>WebDriverWait</w:t>
+      </w:r>
+      <w:proofErr w:type="spellEnd"/>
+      <w:r>
+        <w:t>(</w:t>
+      </w:r>
+      <w:proofErr w:type="gramEnd"/>
+      <w:r>
+        <w:t>driver, 10</w:t>
+      </w:r>
+      <w:proofErr w:type="gramStart"/>
+      <w:r>
+        <w:t>).until</w:t>
+      </w:r>
+      <w:proofErr w:type="gramEnd"/>
+      <w:r>
+        <w:t>(</w:t>
+      </w:r>
+    </w:p>
+    <w:p>
+      <w:pPr>
+        <w:pBdr>
+          <w:top w:val="single" w:sz="4" w:space="1" w:color="auto"/>
+        </w:pBdr>
+        <w:spacing w:after="0"/>
+      </w:pPr>
+      <w:r>
+        <w:t xml:space="preserve">    lambda d: </w:t>
+      </w:r>
+      <w:proofErr w:type="spellStart"/>
+      <w:proofErr w:type="gramStart"/>
+      <w:r>
+        <w:t>d.find</w:t>
+      </w:r>
+      <w:proofErr w:type="gramEnd"/>
+      <w:r>
+        <w:t>_</w:t>
+      </w:r>
+      <w:proofErr w:type="gramStart"/>
+      <w:r>
+        <w:t>element</w:t>
+      </w:r>
+      <w:proofErr w:type="spellEnd"/>
+      <w:r>
+        <w:t>(</w:t>
+      </w:r>
+      <w:proofErr w:type="gramEnd"/>
+      <w:r>
+        <w:t>By.ID, "save"</w:t>
+      </w:r>
+      <w:proofErr w:type="gramStart"/>
+      <w:r>
+        <w:t>).</w:t>
+      </w:r>
+      <w:proofErr w:type="spellStart"/>
+      <w:r>
+        <w:t>get</w:t>
+      </w:r>
+      <w:proofErr w:type="gramEnd"/>
+      <w:r>
+        <w:t>_attribute</w:t>
+      </w:r>
+      <w:proofErr w:type="spellEnd"/>
+      <w:r>
+        <w:t>("disabled") is None</w:t>
+      </w:r>
+    </w:p>
+    <w:p>
+      <w:pPr>
+        <w:pBdr>
+          <w:top w:val="single" w:sz="4" w:space="1" w:color="auto"/>
+        </w:pBdr>
+        <w:spacing w:after="0"/>
+      </w:pPr>
+      <w:r>
+        <w:t>)</w:t>
+      </w:r>
+    </w:p>
+    <w:p>
+      <w:pPr>
+        <w:pBdr>
+          <w:top w:val="single" w:sz="4" w:space="1" w:color="auto"/>
+        </w:pBdr>
+        <w:spacing w:after="0"/>
+      </w:pPr>
+      <w:r>
+        <w:pict w14:anchorId="0F21BAF7">
+          <v:rect id="_x0000_i1054" style="width:0;height:1.5pt" o:hralign="center" o:hrstd="t" o:hr="t" fillcolor="#a0a0a0" stroked="f"/>
+        </w:pict>
+      </w:r>
+    </w:p>
+    <w:p>
+      <w:pPr>
+        <w:pBdr>
+          <w:top w:val="single" w:sz="4" w:space="1" w:color="auto"/>
+        </w:pBdr>
+        <w:spacing w:after="0"/>
+        <w:rPr>
+          <w:b/>
+          <w:bCs/>
+        </w:rPr>
+      </w:pPr>
+      <w:r>
+        <w:rPr>
+          <w:rFonts w:ascii="Segoe UI Emoji" w:hAnsi="Segoe UI Emoji" w:cs="Segoe UI Emoji"/>
+          <w:b/>
+          <w:bCs/>
+        </w:rPr>
+        <w:t>✅</w:t>
+      </w:r>
+      <w:r>
+        <w:rPr>
+          <w:b/>
+          <w:bCs/>
+        </w:rPr>
+        <w:t xml:space="preserve"> Reusable Wait Utility Class (Framework Style)</w:t>
+      </w:r>
+    </w:p>
+    <w:p>
+      <w:pPr>
+        <w:pBdr>
+          <w:top w:val="single" w:sz="4" w:space="1" w:color="auto"/>
+        </w:pBdr>
+        <w:spacing w:after="0"/>
+      </w:pPr>
+      <w:r>
+        <w:t>Professional framework example.</w:t>
+      </w:r>
+    </w:p>
+    <w:p>
+      <w:pPr>
+        <w:pBdr>
+          <w:top w:val="single" w:sz="4" w:space="1" w:color="auto"/>
+        </w:pBdr>
+        <w:spacing w:after="0"/>
+      </w:pPr>
+      <w:r>
+        <w:pict w14:anchorId="1C0E6130">
+          <v:rect id="_x0000_i1055" style="width:0;height:1.5pt" o:hralign="center" o:hrstd="t" o:hr="t" fillcolor="#a0a0a0" stroked="f"/>
+        </w:pict>
+      </w:r>
+    </w:p>
+    <w:p>
+      <w:pPr>
+        <w:pBdr>
+          <w:top w:val="single" w:sz="4" w:space="1" w:color="auto"/>
+        </w:pBdr>
+        <w:spacing w:after="0"/>
+      </w:pPr>
+      <w:r>
+        <w:t xml:space="preserve">class </w:t>
+      </w:r>
+      <w:proofErr w:type="spellStart"/>
+      <w:r>
+        <w:t>WaitHelper</w:t>
+      </w:r>
+      <w:proofErr w:type="spellEnd"/>
+      <w:r>
+        <w:t>:</w:t>
+      </w:r>
+    </w:p>
+    <w:p>
+      <w:pPr>
+        <w:pBdr>
+          <w:top w:val="single" w:sz="4" w:space="1" w:color="auto"/>
+        </w:pBdr>
+        <w:spacing w:after="0"/>
+      </w:pPr>
+    </w:p>
+    <w:p>
+      <w:pPr>
+        <w:pBdr>
+          <w:top w:val="single" w:sz="4" w:space="1" w:color="auto"/>
+        </w:pBdr>
+        <w:spacing w:after="0"/>
+      </w:pPr>
+      <w:r>
+        <w:t xml:space="preserve">    def __</w:t>
+      </w:r>
+      <w:proofErr w:type="spellStart"/>
+      <w:r>
+        <w:t>init</w:t>
+      </w:r>
+      <w:proofErr w:type="spellEnd"/>
+      <w:r>
+        <w:t>_</w:t>
+      </w:r>
+      <w:proofErr w:type="gramStart"/>
+      <w:r>
+        <w:t>_(</w:t>
+      </w:r>
+      <w:proofErr w:type="gramEnd"/>
+      <w:r>
+        <w:t>self, driver):</w:t>
+      </w:r>
+    </w:p>
+    <w:p>
+      <w:pPr>
+        <w:pBdr>
+          <w:top w:val="single" w:sz="4" w:space="1" w:color="auto"/>
+        </w:pBdr>
+        <w:spacing w:after="0"/>
+      </w:pPr>
+      <w:r>
+        <w:t xml:space="preserve">        </w:t>
+      </w:r>
+      <w:proofErr w:type="spellStart"/>
+      <w:proofErr w:type="gramStart"/>
+      <w:r>
+        <w:t>self.driver</w:t>
+      </w:r>
+      <w:proofErr w:type="spellEnd"/>
+      <w:proofErr w:type="gramEnd"/>
+      <w:r>
+        <w:t xml:space="preserve"> = driver</w:t>
+      </w:r>
+    </w:p>
+    <w:p>
+      <w:pPr>
+        <w:pBdr>
+          <w:top w:val="single" w:sz="4" w:space="1" w:color="auto"/>
+        </w:pBdr>
+        <w:spacing w:after="0"/>
+      </w:pPr>
+    </w:p>
+    <w:p>
+      <w:pPr>
+        <w:pBdr>
+          <w:top w:val="single" w:sz="4" w:space="1" w:color="auto"/>
+        </w:pBdr>
+        <w:spacing w:after="0"/>
+      </w:pPr>
+      <w:r>
+        <w:t xml:space="preserve">    def </w:t>
+      </w:r>
+      <w:proofErr w:type="spellStart"/>
+      <w:r>
+        <w:t>wait_</w:t>
+      </w:r>
+      <w:proofErr w:type="gramStart"/>
+      <w:r>
+        <w:t>visible</w:t>
+      </w:r>
+      <w:proofErr w:type="spellEnd"/>
+      <w:r>
+        <w:t>(</w:t>
+      </w:r>
+      <w:proofErr w:type="gramEnd"/>
+      <w:r>
+        <w:t>self, locator, timeout=10):</w:t>
+      </w:r>
+    </w:p>
+    <w:p>
+      <w:pPr>
+        <w:pBdr>
+          <w:top w:val="single" w:sz="4" w:space="1" w:color="auto"/>
+        </w:pBdr>
+        <w:spacing w:after="0"/>
+      </w:pPr>
+      <w:r>
+        <w:t xml:space="preserve">        return </w:t>
+      </w:r>
+      <w:proofErr w:type="spellStart"/>
+      <w:proofErr w:type="gramStart"/>
+      <w:r>
+        <w:t>WebDriverWait</w:t>
+      </w:r>
+      <w:proofErr w:type="spellEnd"/>
+      <w:r>
+        <w:t>(</w:t>
+      </w:r>
+      <w:proofErr w:type="spellStart"/>
+      <w:r>
+        <w:t>self.driver</w:t>
+      </w:r>
+      <w:proofErr w:type="spellEnd"/>
+      <w:proofErr w:type="gramEnd"/>
+      <w:r>
+        <w:t>, timeout</w:t>
+      </w:r>
+      <w:proofErr w:type="gramStart"/>
+      <w:r>
+        <w:t>).until</w:t>
+      </w:r>
+      <w:proofErr w:type="gramEnd"/>
+      <w:r>
+        <w:t>(</w:t>
+      </w:r>
+    </w:p>
+    <w:p>
+      <w:pPr>
+        <w:pBdr>
+          <w:top w:val="single" w:sz="4" w:space="1" w:color="auto"/>
+        </w:pBdr>
+        <w:spacing w:after="0"/>
+      </w:pPr>
+      <w:r>
+        <w:t xml:space="preserve">            </w:t>
+      </w:r>
+      <w:proofErr w:type="spellStart"/>
+      <w:proofErr w:type="gramStart"/>
+      <w:r>
+        <w:t>EC.visibility</w:t>
+      </w:r>
+      <w:proofErr w:type="gramEnd"/>
+      <w:r>
+        <w:t>_of_element_located</w:t>
+      </w:r>
+      <w:proofErr w:type="spellEnd"/>
+      <w:r>
+        <w:t>(locator)</w:t>
+      </w:r>
+    </w:p>
+    <w:p>
+      <w:pPr>
+        <w:pBdr>
+          <w:top w:val="single" w:sz="4" w:space="1" w:color="auto"/>
+        </w:pBdr>
+        <w:spacing w:after="0"/>
+      </w:pPr>
+      <w:r>
+        <w:t xml:space="preserve">        )</w:t>
+      </w:r>
+    </w:p>
+    <w:p>
+      <w:pPr>
+        <w:pBdr>
+          <w:top w:val="single" w:sz="4" w:space="1" w:color="auto"/>
+        </w:pBdr>
+        <w:spacing w:after="0"/>
+      </w:pPr>
+    </w:p>
+    <w:p>
+      <w:pPr>
+        <w:pBdr>
+          <w:top w:val="single" w:sz="4" w:space="1" w:color="auto"/>
+        </w:pBdr>
+        <w:spacing w:after="0"/>
+      </w:pPr>
+      <w:r>
+        <w:t xml:space="preserve">    def </w:t>
+      </w:r>
+      <w:proofErr w:type="spellStart"/>
+      <w:r>
+        <w:t>wait_</w:t>
+      </w:r>
+      <w:proofErr w:type="gramStart"/>
+      <w:r>
+        <w:t>clickable</w:t>
+      </w:r>
+      <w:proofErr w:type="spellEnd"/>
+      <w:r>
+        <w:t>(</w:t>
+      </w:r>
+      <w:proofErr w:type="gramEnd"/>
+      <w:r>
+        <w:t>self, locator, timeout=10):</w:t>
+      </w:r>
+    </w:p>
+    <w:p>
+      <w:pPr>
+        <w:pBdr>
+          <w:top w:val="single" w:sz="4" w:space="1" w:color="auto"/>
+        </w:pBdr>
+        <w:spacing w:after="0"/>
+      </w:pPr>
+      <w:r>
+        <w:t xml:space="preserve">        return </w:t>
+      </w:r>
+      <w:proofErr w:type="spellStart"/>
+      <w:proofErr w:type="gramStart"/>
+      <w:r>
+        <w:t>WebDriverWait</w:t>
+      </w:r>
+      <w:proofErr w:type="spellEnd"/>
+      <w:r>
+        <w:t>(</w:t>
+      </w:r>
+      <w:proofErr w:type="spellStart"/>
+      <w:r>
+        <w:t>self.driver</w:t>
+      </w:r>
+      <w:proofErr w:type="spellEnd"/>
+      <w:proofErr w:type="gramEnd"/>
+      <w:r>
+        <w:t>, timeout</w:t>
+      </w:r>
+      <w:proofErr w:type="gramStart"/>
+      <w:r>
+        <w:t>).until</w:t>
+      </w:r>
+      <w:proofErr w:type="gramEnd"/>
+      <w:r>
+        <w:t>(</w:t>
+      </w:r>
+    </w:p>
+    <w:p>
+      <w:pPr>
+        <w:pBdr>
+          <w:top w:val="single" w:sz="4" w:space="1" w:color="auto"/>
+        </w:pBdr>
+        <w:spacing w:after="0"/>
+      </w:pPr>
+      <w:r>
         <w:lastRenderedPageBreak/>
-        <w:t>Problem</w:t>
-      </w:r>
-    </w:p>
-    <w:p>
-      <w:pPr>
-        <w:pBdr>
-          <w:top w:val="single" w:sz="4" w:space="1" w:color="auto"/>
-        </w:pBdr>
-        <w:spacing w:after="0"/>
-      </w:pPr>
-      <w:r>
-        <w:t>Always waits full time even if element appears early.</w:t>
-      </w:r>
-    </w:p>
-    <w:p>
-      <w:pPr>
-        <w:pBdr>
-          <w:top w:val="single" w:sz="4" w:space="1" w:color="auto"/>
-        </w:pBdr>
-        <w:spacing w:after="0"/>
-      </w:pPr>
-      <w:r>
-        <w:t>Bad for frameworks.</w:t>
-      </w:r>
-    </w:p>
-    <w:p>
-      <w:pPr>
-        <w:pBdr>
-          <w:top w:val="single" w:sz="4" w:space="1" w:color="auto"/>
-        </w:pBdr>
-        <w:spacing w:after="0"/>
-      </w:pPr>
-      <w:r>
-        <w:pict w14:anchorId="104E78AC">
-          <v:rect id="_x0000_i1307" style="width:0;height:1.5pt" o:hralign="center" o:hrstd="t" o:hr="t" fillcolor="#a0a0a0" stroked="f"/>
+        <w:t xml:space="preserve">            </w:t>
+      </w:r>
+      <w:proofErr w:type="spellStart"/>
+      <w:proofErr w:type="gramStart"/>
+      <w:r>
+        <w:t>EC.element</w:t>
+      </w:r>
+      <w:proofErr w:type="gramEnd"/>
+      <w:r>
+        <w:t>_to_be_clickable</w:t>
+      </w:r>
+      <w:proofErr w:type="spellEnd"/>
+      <w:r>
+        <w:t>(locator)</w:t>
+      </w:r>
+    </w:p>
+    <w:p>
+      <w:pPr>
+        <w:pBdr>
+          <w:top w:val="single" w:sz="4" w:space="1" w:color="auto"/>
+        </w:pBdr>
+        <w:spacing w:after="0"/>
+      </w:pPr>
+      <w:r>
+        <w:t xml:space="preserve">        )</w:t>
+      </w:r>
+    </w:p>
+    <w:p>
+      <w:pPr>
+        <w:pBdr>
+          <w:top w:val="single" w:sz="4" w:space="1" w:color="auto"/>
+        </w:pBdr>
+        <w:spacing w:after="0"/>
+      </w:pPr>
+    </w:p>
+    <w:p>
+      <w:pPr>
+        <w:pBdr>
+          <w:top w:val="single" w:sz="4" w:space="1" w:color="auto"/>
+        </w:pBdr>
+        <w:spacing w:after="0"/>
+      </w:pPr>
+      <w:r>
+        <w:t xml:space="preserve">    def </w:t>
+      </w:r>
+      <w:proofErr w:type="spellStart"/>
+      <w:r>
+        <w:t>wait_</w:t>
+      </w:r>
+      <w:proofErr w:type="gramStart"/>
+      <w:r>
+        <w:t>invisible</w:t>
+      </w:r>
+      <w:proofErr w:type="spellEnd"/>
+      <w:r>
+        <w:t>(</w:t>
+      </w:r>
+      <w:proofErr w:type="gramEnd"/>
+      <w:r>
+        <w:t>self, locator, timeout=10):</w:t>
+      </w:r>
+    </w:p>
+    <w:p>
+      <w:pPr>
+        <w:pBdr>
+          <w:top w:val="single" w:sz="4" w:space="1" w:color="auto"/>
+        </w:pBdr>
+        <w:spacing w:after="0"/>
+      </w:pPr>
+      <w:r>
+        <w:t xml:space="preserve">        return </w:t>
+      </w:r>
+      <w:proofErr w:type="spellStart"/>
+      <w:proofErr w:type="gramStart"/>
+      <w:r>
+        <w:t>WebDriverWait</w:t>
+      </w:r>
+      <w:proofErr w:type="spellEnd"/>
+      <w:r>
+        <w:t>(</w:t>
+      </w:r>
+      <w:proofErr w:type="spellStart"/>
+      <w:r>
+        <w:t>self.driver</w:t>
+      </w:r>
+      <w:proofErr w:type="spellEnd"/>
+      <w:proofErr w:type="gramEnd"/>
+      <w:r>
+        <w:t>, timeout</w:t>
+      </w:r>
+      <w:proofErr w:type="gramStart"/>
+      <w:r>
+        <w:t>).until</w:t>
+      </w:r>
+      <w:proofErr w:type="gramEnd"/>
+      <w:r>
+        <w:t>(</w:t>
+      </w:r>
+    </w:p>
+    <w:p>
+      <w:pPr>
+        <w:pBdr>
+          <w:top w:val="single" w:sz="4" w:space="1" w:color="auto"/>
+        </w:pBdr>
+        <w:spacing w:after="0"/>
+      </w:pPr>
+      <w:r>
+        <w:t xml:space="preserve">            </w:t>
+      </w:r>
+      <w:proofErr w:type="spellStart"/>
+      <w:proofErr w:type="gramStart"/>
+      <w:r>
+        <w:t>EC.invisibility</w:t>
+      </w:r>
+      <w:proofErr w:type="gramEnd"/>
+      <w:r>
+        <w:t>_of_element_located</w:t>
+      </w:r>
+      <w:proofErr w:type="spellEnd"/>
+      <w:r>
+        <w:t>(locator)</w:t>
+      </w:r>
+    </w:p>
+    <w:p>
+      <w:pPr>
+        <w:pBdr>
+          <w:top w:val="single" w:sz="4" w:space="1" w:color="auto"/>
+        </w:pBdr>
+        <w:spacing w:after="0"/>
+      </w:pPr>
+      <w:r>
+        <w:t xml:space="preserve">        )</w:t>
+      </w:r>
+    </w:p>
+    <w:p>
+      <w:pPr>
+        <w:pBdr>
+          <w:top w:val="single" w:sz="4" w:space="1" w:color="auto"/>
+        </w:pBdr>
+        <w:spacing w:after="0"/>
+      </w:pPr>
+      <w:r>
+        <w:pict w14:anchorId="6EB31E8A">
+          <v:rect id="_x0000_i1056" style="width:0;height:1.5pt" o:hralign="center" o:hrstd="t" o:hr="t" fillcolor="#a0a0a0" stroked="f"/>
         </w:pict>
       </w:r>
     </w:p>
@@ -2825,48 +3840,128 @@
           <w:b/>
           <w:bCs/>
         </w:rPr>
-        <w:t>Example problem</w:t>
-      </w:r>
-    </w:p>
-    <w:p>
-      <w:pPr>
-        <w:pBdr>
-          <w:top w:val="single" w:sz="4" w:space="1" w:color="auto"/>
-        </w:pBdr>
-        <w:spacing w:after="0"/>
-      </w:pPr>
+        <w:t>Usage</w:t>
+      </w:r>
+    </w:p>
+    <w:p>
+      <w:pPr>
+        <w:pBdr>
+          <w:top w:val="single" w:sz="4" w:space="1" w:color="auto"/>
+        </w:pBdr>
+        <w:spacing w:after="0"/>
+      </w:pPr>
+      <w:r>
+        <w:t xml:space="preserve">wait = </w:t>
+      </w:r>
       <w:proofErr w:type="spellStart"/>
-      <w:proofErr w:type="gramStart"/>
-      <w:r>
-        <w:t>time.sleep</w:t>
+      <w:r>
+        <w:t>WaitHelper</w:t>
       </w:r>
       <w:proofErr w:type="spellEnd"/>
-      <w:proofErr w:type="gramEnd"/>
-      <w:r>
-        <w:t>(10)</w:t>
-      </w:r>
-    </w:p>
-    <w:p>
-      <w:pPr>
-        <w:pBdr>
-          <w:top w:val="single" w:sz="4" w:space="1" w:color="auto"/>
-        </w:pBdr>
-        <w:spacing w:after="0"/>
-      </w:pPr>
-      <w:r>
-        <w:t>Even if page loads in 2 sec, script waits 10 sec.</w:t>
-      </w:r>
-    </w:p>
-    <w:p>
-      <w:pPr>
-        <w:pBdr>
-          <w:top w:val="single" w:sz="4" w:space="1" w:color="auto"/>
-        </w:pBdr>
-        <w:spacing w:after="0"/>
-      </w:pPr>
-      <w:r>
-        <w:pict w14:anchorId="2D7823F2">
-          <v:rect id="_x0000_i1308" style="width:0;height:1.5pt" o:hralign="center" o:hrstd="t" o:hr="t" fillcolor="#a0a0a0" stroked="f"/>
+      <w:r>
+        <w:t>(driver)</w:t>
+      </w:r>
+    </w:p>
+    <w:p>
+      <w:pPr>
+        <w:pBdr>
+          <w:top w:val="single" w:sz="4" w:space="1" w:color="auto"/>
+        </w:pBdr>
+        <w:spacing w:after="0"/>
+      </w:pPr>
+    </w:p>
+    <w:p>
+      <w:pPr>
+        <w:pBdr>
+          <w:top w:val="single" w:sz="4" w:space="1" w:color="auto"/>
+        </w:pBdr>
+        <w:spacing w:after="0"/>
+      </w:pPr>
+      <w:proofErr w:type="spellStart"/>
+      <w:proofErr w:type="gramStart"/>
+      <w:r>
+        <w:t>wait.wait</w:t>
+      </w:r>
+      <w:proofErr w:type="gramEnd"/>
+      <w:r>
+        <w:t>_</w:t>
+      </w:r>
+      <w:proofErr w:type="gramStart"/>
+      <w:r>
+        <w:t>visible</w:t>
+      </w:r>
+      <w:proofErr w:type="spellEnd"/>
+      <w:r>
+        <w:t>(</w:t>
+      </w:r>
+      <w:proofErr w:type="gramEnd"/>
+      <w:r>
+        <w:t>(By.ID, "username")</w:t>
+      </w:r>
+      <w:proofErr w:type="gramStart"/>
+      <w:r>
+        <w:t>).</w:t>
+      </w:r>
+      <w:proofErr w:type="spellStart"/>
+      <w:r>
+        <w:t>send</w:t>
+      </w:r>
+      <w:proofErr w:type="gramEnd"/>
+      <w:r>
+        <w:t>_keys</w:t>
+      </w:r>
+      <w:proofErr w:type="spellEnd"/>
+      <w:r>
+        <w:t>("Admin")</w:t>
+      </w:r>
+    </w:p>
+    <w:p>
+      <w:pPr>
+        <w:pBdr>
+          <w:top w:val="single" w:sz="4" w:space="1" w:color="auto"/>
+        </w:pBdr>
+        <w:spacing w:after="0"/>
+      </w:pPr>
+      <w:proofErr w:type="spellStart"/>
+      <w:proofErr w:type="gramStart"/>
+      <w:r>
+        <w:t>wait.wait</w:t>
+      </w:r>
+      <w:proofErr w:type="gramEnd"/>
+      <w:r>
+        <w:t>_</w:t>
+      </w:r>
+      <w:proofErr w:type="gramStart"/>
+      <w:r>
+        <w:t>clickable</w:t>
+      </w:r>
+      <w:proofErr w:type="spellEnd"/>
+      <w:r>
+        <w:t>(</w:t>
+      </w:r>
+      <w:proofErr w:type="gramEnd"/>
+      <w:r>
+        <w:t>(By.ID, "login")</w:t>
+      </w:r>
+      <w:proofErr w:type="gramStart"/>
+      <w:r>
+        <w:t>).click</w:t>
+      </w:r>
+      <w:proofErr w:type="gramEnd"/>
+      <w:r>
+        <w:t>()</w:t>
+      </w:r>
+    </w:p>
+    <w:p>
+      <w:pPr>
+        <w:pBdr>
+          <w:top w:val="single" w:sz="4" w:space="1" w:color="auto"/>
+        </w:pBdr>
+        <w:spacing w:after="0"/>
+      </w:pPr>
+      <w:r>
+        <w:pict w14:anchorId="68A7857F">
+          <v:rect id="_x0000_i1057" style="width:0;height:1.5pt" o:hralign="center" o:hrstd="t" o:hr="t" fillcolor="#a0a0a0" stroked="f"/>
         </w:pict>
       </w:r>
     </w:p>
@@ -2883,33 +3978,41 @@
       </w:pPr>
       <w:r>
         <w:rPr>
-          <w:b/>
-          <w:bCs/>
-        </w:rPr>
-        <w:t>Use only for</w:t>
-      </w:r>
-    </w:p>
-    <w:p>
-      <w:pPr>
-        <w:pBdr>
-          <w:top w:val="single" w:sz="4" w:space="1" w:color="auto"/>
-        </w:pBdr>
-        <w:spacing w:after="0"/>
-      </w:pPr>
-      <w:r>
-        <w:t>Temporary debugging.</w:t>
-      </w:r>
-    </w:p>
-    <w:p>
-      <w:pPr>
-        <w:pBdr>
-          <w:top w:val="single" w:sz="4" w:space="1" w:color="auto"/>
-        </w:pBdr>
-        <w:spacing w:after="0"/>
-      </w:pPr>
-      <w:r>
-        <w:pict w14:anchorId="7507BCFF">
-          <v:rect id="_x0000_i1309" style="width:0;height:1.5pt" o:hralign="center" o:hrstd="t" o:hr="t" fillcolor="#a0a0a0" stroked="f"/>
+          <w:rFonts w:ascii="Segoe UI Emoji" w:hAnsi="Segoe UI Emoji" w:cs="Segoe UI Emoji"/>
+          <w:b/>
+          <w:bCs/>
+        </w:rPr>
+        <w:t>✅</w:t>
+      </w:r>
+      <w:r>
+        <w:rPr>
+          <w:b/>
+          <w:bCs/>
+        </w:rPr>
+        <w:t xml:space="preserve"> Real Project Example</w:t>
+      </w:r>
+    </w:p>
+    <w:p>
+      <w:pPr>
+        <w:pBdr>
+          <w:top w:val="single" w:sz="4" w:space="1" w:color="auto"/>
+        </w:pBdr>
+        <w:spacing w:after="0"/>
+      </w:pPr>
+      <w:r>
+        <w:t>Loader handling.</w:t>
+      </w:r>
+    </w:p>
+    <w:p>
+      <w:pPr>
+        <w:pBdr>
+          <w:top w:val="single" w:sz="4" w:space="1" w:color="auto"/>
+        </w:pBdr>
+        <w:spacing w:after="0"/>
+      </w:pPr>
+      <w:r>
+        <w:pict w14:anchorId="7DB95298">
+          <v:rect id="_x0000_i1058" style="width:0;height:1.5pt" o:hralign="center" o:hrstd="t" o:hr="t" fillcolor="#a0a0a0" stroked="f"/>
         </w:pict>
       </w:r>
     </w:p>
@@ -2919,6 +4022,200 @@
           <w:top w:val="single" w:sz="4" w:space="1" w:color="auto"/>
         </w:pBdr>
         <w:spacing w:after="0"/>
+      </w:pPr>
+      <w:proofErr w:type="spellStart"/>
+      <w:proofErr w:type="gramStart"/>
+      <w:r>
+        <w:t>WebDriverWait</w:t>
+      </w:r>
+      <w:proofErr w:type="spellEnd"/>
+      <w:r>
+        <w:t>(</w:t>
+      </w:r>
+      <w:proofErr w:type="gramEnd"/>
+      <w:r>
+        <w:t>driver, 20</w:t>
+      </w:r>
+      <w:proofErr w:type="gramStart"/>
+      <w:r>
+        <w:t>).until</w:t>
+      </w:r>
+      <w:proofErr w:type="gramEnd"/>
+      <w:r>
+        <w:t>(</w:t>
+      </w:r>
+    </w:p>
+    <w:p>
+      <w:pPr>
+        <w:pBdr>
+          <w:top w:val="single" w:sz="4" w:space="1" w:color="auto"/>
+        </w:pBdr>
+        <w:spacing w:after="0"/>
+      </w:pPr>
+      <w:r>
+        <w:t xml:space="preserve">    </w:t>
+      </w:r>
+      <w:proofErr w:type="spellStart"/>
+      <w:proofErr w:type="gramStart"/>
+      <w:r>
+        <w:t>EC.invisibility</w:t>
+      </w:r>
+      <w:proofErr w:type="gramEnd"/>
+      <w:r>
+        <w:t>_of_element_</w:t>
+      </w:r>
+      <w:proofErr w:type="gramStart"/>
+      <w:r>
+        <w:t>located</w:t>
+      </w:r>
+      <w:proofErr w:type="spellEnd"/>
+      <w:r>
+        <w:t>(</w:t>
+      </w:r>
+      <w:proofErr w:type="gramEnd"/>
+      <w:r>
+        <w:t>(</w:t>
+      </w:r>
+      <w:proofErr w:type="spellStart"/>
+      <w:r>
+        <w:t>By.CLASS_NAME</w:t>
+      </w:r>
+      <w:proofErr w:type="spellEnd"/>
+      <w:r>
+        <w:t>, "loading"))</w:t>
+      </w:r>
+    </w:p>
+    <w:p>
+      <w:pPr>
+        <w:pBdr>
+          <w:top w:val="single" w:sz="4" w:space="1" w:color="auto"/>
+        </w:pBdr>
+        <w:spacing w:after="0"/>
+      </w:pPr>
+      <w:r>
+        <w:t>)</w:t>
+      </w:r>
+    </w:p>
+    <w:p>
+      <w:pPr>
+        <w:pBdr>
+          <w:top w:val="single" w:sz="4" w:space="1" w:color="auto"/>
+        </w:pBdr>
+        <w:spacing w:after="0"/>
+      </w:pPr>
+    </w:p>
+    <w:p>
+      <w:pPr>
+        <w:pBdr>
+          <w:top w:val="single" w:sz="4" w:space="1" w:color="auto"/>
+        </w:pBdr>
+        <w:spacing w:after="0"/>
+      </w:pPr>
+      <w:proofErr w:type="spellStart"/>
+      <w:proofErr w:type="gramStart"/>
+      <w:r>
+        <w:t>driver.find</w:t>
+      </w:r>
+      <w:proofErr w:type="gramEnd"/>
+      <w:r>
+        <w:t>_</w:t>
+      </w:r>
+      <w:proofErr w:type="gramStart"/>
+      <w:r>
+        <w:t>element</w:t>
+      </w:r>
+      <w:proofErr w:type="spellEnd"/>
+      <w:r>
+        <w:t>(</w:t>
+      </w:r>
+      <w:proofErr w:type="gramEnd"/>
+      <w:r>
+        <w:t>By.ID, "submit"</w:t>
+      </w:r>
+      <w:proofErr w:type="gramStart"/>
+      <w:r>
+        <w:t>).click</w:t>
+      </w:r>
+      <w:proofErr w:type="gramEnd"/>
+      <w:r>
+        <w:t>()</w:t>
+      </w:r>
+    </w:p>
+    <w:p>
+      <w:pPr>
+        <w:pBdr>
+          <w:top w:val="single" w:sz="4" w:space="1" w:color="auto"/>
+        </w:pBdr>
+        <w:spacing w:after="0"/>
+      </w:pPr>
+      <w:r>
+        <w:pict w14:anchorId="49A27BEB">
+          <v:rect id="_x0000_i1059" style="width:0;height:1.5pt" o:hralign="center" o:hrstd="t" o:hr="t" fillcolor="#a0a0a0" stroked="f"/>
+        </w:pict>
+      </w:r>
+    </w:p>
+    <w:p>
+      <w:pPr>
+        <w:pBdr>
+          <w:top w:val="single" w:sz="4" w:space="1" w:color="auto"/>
+        </w:pBdr>
+        <w:spacing w:after="0"/>
+        <w:rPr>
+          <w:b/>
+          <w:bCs/>
+        </w:rPr>
+      </w:pPr>
+      <w:r>
+        <w:rPr>
+          <w:b/>
+          <w:bCs/>
+        </w:rPr>
+        <w:t>Without wait</w:t>
+      </w:r>
+    </w:p>
+    <w:p>
+      <w:pPr>
+        <w:pBdr>
+          <w:top w:val="single" w:sz="4" w:space="1" w:color="auto"/>
+        </w:pBdr>
+        <w:spacing w:after="0"/>
+      </w:pPr>
+      <w:r>
+        <w:t>Could fail with:</w:t>
+      </w:r>
+    </w:p>
+    <w:p>
+      <w:pPr>
+        <w:pBdr>
+          <w:top w:val="single" w:sz="4" w:space="1" w:color="auto"/>
+        </w:pBdr>
+        <w:spacing w:after="0"/>
+      </w:pPr>
+      <w:proofErr w:type="spellStart"/>
+      <w:r>
+        <w:t>ElementClickInterceptedException</w:t>
+      </w:r>
+      <w:proofErr w:type="spellEnd"/>
+    </w:p>
+    <w:p>
+      <w:pPr>
+        <w:pBdr>
+          <w:top w:val="single" w:sz="4" w:space="1" w:color="auto"/>
+        </w:pBdr>
+        <w:spacing w:after="0"/>
+      </w:pPr>
+      <w:r>
+        <w:pict w14:anchorId="7978B305">
+          <v:rect id="_x0000_i1060" style="width:0;height:1.5pt" o:hralign="center" o:hrstd="t" o:hr="t" fillcolor="#a0a0a0" stroked="f"/>
+        </w:pict>
+      </w:r>
+    </w:p>
+    <w:p>
+      <w:pPr>
+        <w:pBdr>
+          <w:top w:val="single" w:sz="4" w:space="1" w:color="auto"/>
+        </w:pBdr>
+        <w:spacing w:after="0"/>
         <w:rPr>
           <w:b/>
           <w:bCs/>
@@ -2937,30 +4234,91 @@
           <w:b/>
           <w:bCs/>
         </w:rPr>
-        <w:t xml:space="preserve"> Custom Wait Using Lambda</w:t>
-      </w:r>
-    </w:p>
-    <w:p>
-      <w:pPr>
-        <w:pBdr>
-          <w:top w:val="single" w:sz="4" w:space="1" w:color="auto"/>
-        </w:pBdr>
-        <w:spacing w:after="0"/>
-      </w:pPr>
-      <w:r>
-        <w:t>Senior engineers often create custom conditions.</w:t>
-      </w:r>
-    </w:p>
-    <w:p>
-      <w:pPr>
-        <w:pBdr>
-          <w:top w:val="single" w:sz="4" w:space="1" w:color="auto"/>
-        </w:pBdr>
-        <w:spacing w:after="0"/>
-      </w:pPr>
-      <w:r>
-        <w:pict w14:anchorId="44EA8AC8">
-          <v:rect id="_x0000_i1310" style="width:0;height:1.5pt" o:hralign="center" o:hrstd="t" o:hr="t" fillcolor="#a0a0a0" stroked="f"/>
+        <w:t xml:space="preserve"> Mixing Waits (Avoid)</w:t>
+      </w:r>
+    </w:p>
+    <w:p>
+      <w:pPr>
+        <w:pBdr>
+          <w:top w:val="single" w:sz="4" w:space="1" w:color="auto"/>
+        </w:pBdr>
+        <w:spacing w:after="0"/>
+      </w:pPr>
+      <w:r>
+        <w:t>Avoid mixing:</w:t>
+      </w:r>
+    </w:p>
+    <w:p>
+      <w:pPr>
+        <w:pBdr>
+          <w:top w:val="single" w:sz="4" w:space="1" w:color="auto"/>
+        </w:pBdr>
+        <w:spacing w:after="0"/>
+      </w:pPr>
+      <w:proofErr w:type="spellStart"/>
+      <w:proofErr w:type="gramStart"/>
+      <w:r>
+        <w:t>driver.implicitly</w:t>
+      </w:r>
+      <w:proofErr w:type="gramEnd"/>
+      <w:r>
+        <w:t>_</w:t>
+      </w:r>
+      <w:proofErr w:type="gramStart"/>
+      <w:r>
+        <w:t>wait</w:t>
+      </w:r>
+      <w:proofErr w:type="spellEnd"/>
+      <w:r>
+        <w:t>(</w:t>
+      </w:r>
+      <w:proofErr w:type="gramEnd"/>
+      <w:r>
+        <w:t>10)</w:t>
+      </w:r>
+    </w:p>
+    <w:p>
+      <w:pPr>
+        <w:pBdr>
+          <w:top w:val="single" w:sz="4" w:space="1" w:color="auto"/>
+        </w:pBdr>
+        <w:spacing w:after="0"/>
+      </w:pPr>
+      <w:proofErr w:type="spellStart"/>
+      <w:proofErr w:type="gramStart"/>
+      <w:r>
+        <w:t>WebDriverWait</w:t>
+      </w:r>
+      <w:proofErr w:type="spellEnd"/>
+      <w:r>
+        <w:t>(</w:t>
+      </w:r>
+      <w:proofErr w:type="gramEnd"/>
+      <w:r>
+        <w:t>driver, 20)</w:t>
+      </w:r>
+    </w:p>
+    <w:p>
+      <w:pPr>
+        <w:pBdr>
+          <w:top w:val="single" w:sz="4" w:space="1" w:color="auto"/>
+        </w:pBdr>
+        <w:spacing w:after="0"/>
+      </w:pPr>
+      <w:r>
+        <w:t>May cause unpredictable timing.</w:t>
+      </w:r>
+    </w:p>
+    <w:p>
+      <w:pPr>
+        <w:pBdr>
+          <w:top w:val="single" w:sz="4" w:space="1" w:color="auto"/>
+        </w:pBdr>
+        <w:spacing w:after="0"/>
+      </w:pPr>
+      <w:r>
+        <w:pict w14:anchorId="2678C00D">
+          <v:rect id="_x0000_i1061" style="width:0;height:1.5pt" o:hralign="center" o:hrstd="t" o:hr="t" fillcolor="#a0a0a0" stroked="f"/>
         </w:pict>
       </w:r>
     </w:p>
@@ -2980,1216 +4338,6 @@
           <w:b/>
           <w:bCs/>
         </w:rPr>
-        <w:t>Example</w:t>
-      </w:r>
-    </w:p>
-    <w:p>
-      <w:pPr>
-        <w:pBdr>
-          <w:top w:val="single" w:sz="4" w:space="1" w:color="auto"/>
-        </w:pBdr>
-        <w:spacing w:after="0"/>
-      </w:pPr>
-      <w:r>
-        <w:t>Wait until text changes</w:t>
-      </w:r>
-    </w:p>
-    <w:p>
-      <w:pPr>
-        <w:pBdr>
-          <w:top w:val="single" w:sz="4" w:space="1" w:color="auto"/>
-        </w:pBdr>
-        <w:spacing w:after="0"/>
-      </w:pPr>
-      <w:proofErr w:type="spellStart"/>
-      <w:proofErr w:type="gramStart"/>
-      <w:r>
-        <w:t>WebDriverWait</w:t>
-      </w:r>
-      <w:proofErr w:type="spellEnd"/>
-      <w:r>
-        <w:t>(</w:t>
-      </w:r>
-      <w:proofErr w:type="gramEnd"/>
-      <w:r>
-        <w:t>driver, 10</w:t>
-      </w:r>
-      <w:proofErr w:type="gramStart"/>
-      <w:r>
-        <w:t>).until</w:t>
-      </w:r>
-      <w:proofErr w:type="gramEnd"/>
-      <w:r>
-        <w:t>(</w:t>
-      </w:r>
-    </w:p>
-    <w:p>
-      <w:pPr>
-        <w:pBdr>
-          <w:top w:val="single" w:sz="4" w:space="1" w:color="auto"/>
-        </w:pBdr>
-        <w:spacing w:after="0"/>
-      </w:pPr>
-      <w:r>
-        <w:t xml:space="preserve">    lambda d: </w:t>
-      </w:r>
-      <w:proofErr w:type="spellStart"/>
-      <w:proofErr w:type="gramStart"/>
-      <w:r>
-        <w:t>d.find</w:t>
-      </w:r>
-      <w:proofErr w:type="gramEnd"/>
-      <w:r>
-        <w:t>_</w:t>
-      </w:r>
-      <w:proofErr w:type="gramStart"/>
-      <w:r>
-        <w:t>element</w:t>
-      </w:r>
-      <w:proofErr w:type="spellEnd"/>
-      <w:r>
-        <w:t>(</w:t>
-      </w:r>
-      <w:proofErr w:type="gramEnd"/>
-      <w:r>
-        <w:t>By.ID, "status").text == "Completed"</w:t>
-      </w:r>
-    </w:p>
-    <w:p>
-      <w:pPr>
-        <w:pBdr>
-          <w:top w:val="single" w:sz="4" w:space="1" w:color="auto"/>
-        </w:pBdr>
-        <w:spacing w:after="0"/>
-      </w:pPr>
-      <w:r>
-        <w:t>)</w:t>
-      </w:r>
-    </w:p>
-    <w:p>
-      <w:pPr>
-        <w:pBdr>
-          <w:top w:val="single" w:sz="4" w:space="1" w:color="auto"/>
-        </w:pBdr>
-        <w:spacing w:after="0"/>
-      </w:pPr>
-      <w:r>
-        <w:pict w14:anchorId="74DAF624">
-          <v:rect id="_x0000_i1311" style="width:0;height:1.5pt" o:hralign="center" o:hrstd="t" o:hr="t" fillcolor="#a0a0a0" stroked="f"/>
-        </w:pict>
-      </w:r>
-    </w:p>
-    <w:p>
-      <w:pPr>
-        <w:pBdr>
-          <w:top w:val="single" w:sz="4" w:space="1" w:color="auto"/>
-        </w:pBdr>
-        <w:spacing w:after="0"/>
-        <w:rPr>
-          <w:b/>
-          <w:bCs/>
-        </w:rPr>
-      </w:pPr>
-      <w:r>
-        <w:rPr>
-          <w:b/>
-          <w:bCs/>
-        </w:rPr>
-        <w:t xml:space="preserve">Example </w:t>
-      </w:r>
-      <w:proofErr w:type="gramStart"/>
-      <w:r>
-        <w:rPr>
-          <w:b/>
-          <w:bCs/>
-        </w:rPr>
-        <w:t>attribute</w:t>
-      </w:r>
-      <w:proofErr w:type="gramEnd"/>
-      <w:r>
-        <w:rPr>
-          <w:b/>
-          <w:bCs/>
-        </w:rPr>
-        <w:t xml:space="preserve"> wait</w:t>
-      </w:r>
-    </w:p>
-    <w:p>
-      <w:pPr>
-        <w:pBdr>
-          <w:top w:val="single" w:sz="4" w:space="1" w:color="auto"/>
-        </w:pBdr>
-        <w:spacing w:after="0"/>
-      </w:pPr>
-      <w:proofErr w:type="spellStart"/>
-      <w:proofErr w:type="gramStart"/>
-      <w:r>
-        <w:t>WebDriverWait</w:t>
-      </w:r>
-      <w:proofErr w:type="spellEnd"/>
-      <w:r>
-        <w:t>(</w:t>
-      </w:r>
-      <w:proofErr w:type="gramEnd"/>
-      <w:r>
-        <w:t>driver, 10</w:t>
-      </w:r>
-      <w:proofErr w:type="gramStart"/>
-      <w:r>
-        <w:t>).until</w:t>
-      </w:r>
-      <w:proofErr w:type="gramEnd"/>
-      <w:r>
-        <w:t>(</w:t>
-      </w:r>
-    </w:p>
-    <w:p>
-      <w:pPr>
-        <w:pBdr>
-          <w:top w:val="single" w:sz="4" w:space="1" w:color="auto"/>
-        </w:pBdr>
-        <w:spacing w:after="0"/>
-      </w:pPr>
-      <w:r>
-        <w:t xml:space="preserve">    lambda d: </w:t>
-      </w:r>
-      <w:proofErr w:type="spellStart"/>
-      <w:proofErr w:type="gramStart"/>
-      <w:r>
-        <w:t>d.find</w:t>
-      </w:r>
-      <w:proofErr w:type="gramEnd"/>
-      <w:r>
-        <w:t>_</w:t>
-      </w:r>
-      <w:proofErr w:type="gramStart"/>
-      <w:r>
-        <w:t>element</w:t>
-      </w:r>
-      <w:proofErr w:type="spellEnd"/>
-      <w:r>
-        <w:t>(</w:t>
-      </w:r>
-      <w:proofErr w:type="gramEnd"/>
-      <w:r>
-        <w:t>By.ID, "save"</w:t>
-      </w:r>
-      <w:proofErr w:type="gramStart"/>
-      <w:r>
-        <w:t>).</w:t>
-      </w:r>
-      <w:proofErr w:type="spellStart"/>
-      <w:r>
-        <w:t>get</w:t>
-      </w:r>
-      <w:proofErr w:type="gramEnd"/>
-      <w:r>
-        <w:t>_attribute</w:t>
-      </w:r>
-      <w:proofErr w:type="spellEnd"/>
-      <w:r>
-        <w:t>("disabled") is None</w:t>
-      </w:r>
-    </w:p>
-    <w:p>
-      <w:pPr>
-        <w:pBdr>
-          <w:top w:val="single" w:sz="4" w:space="1" w:color="auto"/>
-        </w:pBdr>
-        <w:spacing w:after="0"/>
-      </w:pPr>
-      <w:r>
-        <w:t>)</w:t>
-      </w:r>
-    </w:p>
-    <w:p>
-      <w:pPr>
-        <w:pBdr>
-          <w:top w:val="single" w:sz="4" w:space="1" w:color="auto"/>
-        </w:pBdr>
-        <w:spacing w:after="0"/>
-      </w:pPr>
-      <w:r>
-        <w:pict w14:anchorId="0F21BAF7">
-          <v:rect id="_x0000_i1312" style="width:0;height:1.5pt" o:hralign="center" o:hrstd="t" o:hr="t" fillcolor="#a0a0a0" stroked="f"/>
-        </w:pict>
-      </w:r>
-    </w:p>
-    <w:p>
-      <w:pPr>
-        <w:pBdr>
-          <w:top w:val="single" w:sz="4" w:space="1" w:color="auto"/>
-        </w:pBdr>
-        <w:spacing w:after="0"/>
-        <w:rPr>
-          <w:b/>
-          <w:bCs/>
-        </w:rPr>
-      </w:pPr>
-      <w:r>
-        <w:rPr>
-          <w:rFonts w:ascii="Segoe UI Emoji" w:hAnsi="Segoe UI Emoji" w:cs="Segoe UI Emoji"/>
-          <w:b/>
-          <w:bCs/>
-        </w:rPr>
-        <w:t>✅</w:t>
-      </w:r>
-      <w:r>
-        <w:rPr>
-          <w:b/>
-          <w:bCs/>
-        </w:rPr>
-        <w:t xml:space="preserve"> Reusable Wait Utility Class (Framework Style)</w:t>
-      </w:r>
-    </w:p>
-    <w:p>
-      <w:pPr>
-        <w:pBdr>
-          <w:top w:val="single" w:sz="4" w:space="1" w:color="auto"/>
-        </w:pBdr>
-        <w:spacing w:after="0"/>
-      </w:pPr>
-      <w:r>
-        <w:t>Professional framework example.</w:t>
-      </w:r>
-    </w:p>
-    <w:p>
-      <w:pPr>
-        <w:pBdr>
-          <w:top w:val="single" w:sz="4" w:space="1" w:color="auto"/>
-        </w:pBdr>
-        <w:spacing w:after="0"/>
-      </w:pPr>
-      <w:r>
-        <w:pict w14:anchorId="1C0E6130">
-          <v:rect id="_x0000_i1313" style="width:0;height:1.5pt" o:hralign="center" o:hrstd="t" o:hr="t" fillcolor="#a0a0a0" stroked="f"/>
-        </w:pict>
-      </w:r>
-    </w:p>
-    <w:p>
-      <w:pPr>
-        <w:pBdr>
-          <w:top w:val="single" w:sz="4" w:space="1" w:color="auto"/>
-        </w:pBdr>
-        <w:spacing w:after="0"/>
-      </w:pPr>
-      <w:r>
-        <w:t xml:space="preserve">class </w:t>
-      </w:r>
-      <w:proofErr w:type="spellStart"/>
-      <w:r>
-        <w:t>WaitHelper</w:t>
-      </w:r>
-      <w:proofErr w:type="spellEnd"/>
-      <w:r>
-        <w:t>:</w:t>
-      </w:r>
-    </w:p>
-    <w:p>
-      <w:pPr>
-        <w:pBdr>
-          <w:top w:val="single" w:sz="4" w:space="1" w:color="auto"/>
-        </w:pBdr>
-        <w:spacing w:after="0"/>
-      </w:pPr>
-    </w:p>
-    <w:p>
-      <w:pPr>
-        <w:pBdr>
-          <w:top w:val="single" w:sz="4" w:space="1" w:color="auto"/>
-        </w:pBdr>
-        <w:spacing w:after="0"/>
-      </w:pPr>
-      <w:r>
-        <w:t xml:space="preserve">    def __</w:t>
-      </w:r>
-      <w:proofErr w:type="spellStart"/>
-      <w:r>
-        <w:t>init</w:t>
-      </w:r>
-      <w:proofErr w:type="spellEnd"/>
-      <w:r>
-        <w:t>_</w:t>
-      </w:r>
-      <w:proofErr w:type="gramStart"/>
-      <w:r>
-        <w:t>_(</w:t>
-      </w:r>
-      <w:proofErr w:type="gramEnd"/>
-      <w:r>
-        <w:t>self, driver):</w:t>
-      </w:r>
-    </w:p>
-    <w:p>
-      <w:pPr>
-        <w:pBdr>
-          <w:top w:val="single" w:sz="4" w:space="1" w:color="auto"/>
-        </w:pBdr>
-        <w:spacing w:after="0"/>
-      </w:pPr>
-      <w:r>
-        <w:t xml:space="preserve">        </w:t>
-      </w:r>
-      <w:proofErr w:type="spellStart"/>
-      <w:proofErr w:type="gramStart"/>
-      <w:r>
-        <w:t>self.driver</w:t>
-      </w:r>
-      <w:proofErr w:type="spellEnd"/>
-      <w:proofErr w:type="gramEnd"/>
-      <w:r>
-        <w:t xml:space="preserve"> = driver</w:t>
-      </w:r>
-    </w:p>
-    <w:p>
-      <w:pPr>
-        <w:pBdr>
-          <w:top w:val="single" w:sz="4" w:space="1" w:color="auto"/>
-        </w:pBdr>
-        <w:spacing w:after="0"/>
-      </w:pPr>
-    </w:p>
-    <w:p>
-      <w:pPr>
-        <w:pBdr>
-          <w:top w:val="single" w:sz="4" w:space="1" w:color="auto"/>
-        </w:pBdr>
-        <w:spacing w:after="0"/>
-      </w:pPr>
-      <w:r>
-        <w:t xml:space="preserve">    def </w:t>
-      </w:r>
-      <w:proofErr w:type="spellStart"/>
-      <w:r>
-        <w:t>wait_</w:t>
-      </w:r>
-      <w:proofErr w:type="gramStart"/>
-      <w:r>
-        <w:t>visible</w:t>
-      </w:r>
-      <w:proofErr w:type="spellEnd"/>
-      <w:r>
-        <w:t>(</w:t>
-      </w:r>
-      <w:proofErr w:type="gramEnd"/>
-      <w:r>
-        <w:t>self, locator, timeout=10):</w:t>
-      </w:r>
-    </w:p>
-    <w:p>
-      <w:pPr>
-        <w:pBdr>
-          <w:top w:val="single" w:sz="4" w:space="1" w:color="auto"/>
-        </w:pBdr>
-        <w:spacing w:after="0"/>
-      </w:pPr>
-      <w:r>
-        <w:t xml:space="preserve">        return </w:t>
-      </w:r>
-      <w:proofErr w:type="spellStart"/>
-      <w:proofErr w:type="gramStart"/>
-      <w:r>
-        <w:t>WebDriverWait</w:t>
-      </w:r>
-      <w:proofErr w:type="spellEnd"/>
-      <w:r>
-        <w:t>(</w:t>
-      </w:r>
-      <w:proofErr w:type="spellStart"/>
-      <w:r>
-        <w:t>self.driver</w:t>
-      </w:r>
-      <w:proofErr w:type="spellEnd"/>
-      <w:proofErr w:type="gramEnd"/>
-      <w:r>
-        <w:t>, timeout</w:t>
-      </w:r>
-      <w:proofErr w:type="gramStart"/>
-      <w:r>
-        <w:t>).until</w:t>
-      </w:r>
-      <w:proofErr w:type="gramEnd"/>
-      <w:r>
-        <w:t>(</w:t>
-      </w:r>
-    </w:p>
-    <w:p>
-      <w:pPr>
-        <w:pBdr>
-          <w:top w:val="single" w:sz="4" w:space="1" w:color="auto"/>
-        </w:pBdr>
-        <w:spacing w:after="0"/>
-      </w:pPr>
-      <w:r>
-        <w:t xml:space="preserve">            </w:t>
-      </w:r>
-      <w:proofErr w:type="spellStart"/>
-      <w:proofErr w:type="gramStart"/>
-      <w:r>
-        <w:t>EC.visibility</w:t>
-      </w:r>
-      <w:proofErr w:type="gramEnd"/>
-      <w:r>
-        <w:t>_of_element_located</w:t>
-      </w:r>
-      <w:proofErr w:type="spellEnd"/>
-      <w:r>
-        <w:t>(locator)</w:t>
-      </w:r>
-    </w:p>
-    <w:p>
-      <w:pPr>
-        <w:pBdr>
-          <w:top w:val="single" w:sz="4" w:space="1" w:color="auto"/>
-        </w:pBdr>
-        <w:spacing w:after="0"/>
-      </w:pPr>
-      <w:r>
-        <w:t xml:space="preserve">        )</w:t>
-      </w:r>
-    </w:p>
-    <w:p>
-      <w:pPr>
-        <w:pBdr>
-          <w:top w:val="single" w:sz="4" w:space="1" w:color="auto"/>
-        </w:pBdr>
-        <w:spacing w:after="0"/>
-      </w:pPr>
-    </w:p>
-    <w:p>
-      <w:pPr>
-        <w:pBdr>
-          <w:top w:val="single" w:sz="4" w:space="1" w:color="auto"/>
-        </w:pBdr>
-        <w:spacing w:after="0"/>
-      </w:pPr>
-      <w:r>
-        <w:t xml:space="preserve">    def </w:t>
-      </w:r>
-      <w:proofErr w:type="spellStart"/>
-      <w:r>
-        <w:t>wait_</w:t>
-      </w:r>
-      <w:proofErr w:type="gramStart"/>
-      <w:r>
-        <w:t>clickable</w:t>
-      </w:r>
-      <w:proofErr w:type="spellEnd"/>
-      <w:r>
-        <w:t>(</w:t>
-      </w:r>
-      <w:proofErr w:type="gramEnd"/>
-      <w:r>
-        <w:t>self, locator, timeout=10):</w:t>
-      </w:r>
-    </w:p>
-    <w:p>
-      <w:pPr>
-        <w:pBdr>
-          <w:top w:val="single" w:sz="4" w:space="1" w:color="auto"/>
-        </w:pBdr>
-        <w:spacing w:after="0"/>
-      </w:pPr>
-      <w:r>
-        <w:t xml:space="preserve">        return </w:t>
-      </w:r>
-      <w:proofErr w:type="spellStart"/>
-      <w:proofErr w:type="gramStart"/>
-      <w:r>
-        <w:t>WebDriverWait</w:t>
-      </w:r>
-      <w:proofErr w:type="spellEnd"/>
-      <w:r>
-        <w:t>(</w:t>
-      </w:r>
-      <w:proofErr w:type="spellStart"/>
-      <w:r>
-        <w:t>self.driver</w:t>
-      </w:r>
-      <w:proofErr w:type="spellEnd"/>
-      <w:proofErr w:type="gramEnd"/>
-      <w:r>
-        <w:t>, timeout</w:t>
-      </w:r>
-      <w:proofErr w:type="gramStart"/>
-      <w:r>
-        <w:t>).until</w:t>
-      </w:r>
-      <w:proofErr w:type="gramEnd"/>
-      <w:r>
-        <w:t>(</w:t>
-      </w:r>
-    </w:p>
-    <w:p>
-      <w:pPr>
-        <w:pBdr>
-          <w:top w:val="single" w:sz="4" w:space="1" w:color="auto"/>
-        </w:pBdr>
-        <w:spacing w:after="0"/>
-      </w:pPr>
-      <w:r>
-        <w:t xml:space="preserve">            </w:t>
-      </w:r>
-      <w:proofErr w:type="spellStart"/>
-      <w:proofErr w:type="gramStart"/>
-      <w:r>
-        <w:t>EC.element</w:t>
-      </w:r>
-      <w:proofErr w:type="gramEnd"/>
-      <w:r>
-        <w:t>_to_be_clickable</w:t>
-      </w:r>
-      <w:proofErr w:type="spellEnd"/>
-      <w:r>
-        <w:t>(locator)</w:t>
-      </w:r>
-    </w:p>
-    <w:p>
-      <w:pPr>
-        <w:pBdr>
-          <w:top w:val="single" w:sz="4" w:space="1" w:color="auto"/>
-        </w:pBdr>
-        <w:spacing w:after="0"/>
-      </w:pPr>
-      <w:r>
-        <w:t xml:space="preserve">        )</w:t>
-      </w:r>
-    </w:p>
-    <w:p>
-      <w:pPr>
-        <w:pBdr>
-          <w:top w:val="single" w:sz="4" w:space="1" w:color="auto"/>
-        </w:pBdr>
-        <w:spacing w:after="0"/>
-      </w:pPr>
-    </w:p>
-    <w:p>
-      <w:pPr>
-        <w:pBdr>
-          <w:top w:val="single" w:sz="4" w:space="1" w:color="auto"/>
-        </w:pBdr>
-        <w:spacing w:after="0"/>
-      </w:pPr>
-      <w:r>
-        <w:t xml:space="preserve">    def </w:t>
-      </w:r>
-      <w:proofErr w:type="spellStart"/>
-      <w:r>
-        <w:t>wait_</w:t>
-      </w:r>
-      <w:proofErr w:type="gramStart"/>
-      <w:r>
-        <w:t>invisible</w:t>
-      </w:r>
-      <w:proofErr w:type="spellEnd"/>
-      <w:r>
-        <w:t>(</w:t>
-      </w:r>
-      <w:proofErr w:type="gramEnd"/>
-      <w:r>
-        <w:t>self, locator, timeout=10):</w:t>
-      </w:r>
-    </w:p>
-    <w:p>
-      <w:pPr>
-        <w:pBdr>
-          <w:top w:val="single" w:sz="4" w:space="1" w:color="auto"/>
-        </w:pBdr>
-        <w:spacing w:after="0"/>
-      </w:pPr>
-      <w:r>
-        <w:t xml:space="preserve">        return </w:t>
-      </w:r>
-      <w:proofErr w:type="spellStart"/>
-      <w:proofErr w:type="gramStart"/>
-      <w:r>
-        <w:t>WebDriverWait</w:t>
-      </w:r>
-      <w:proofErr w:type="spellEnd"/>
-      <w:r>
-        <w:t>(</w:t>
-      </w:r>
-      <w:proofErr w:type="spellStart"/>
-      <w:r>
-        <w:t>self.driver</w:t>
-      </w:r>
-      <w:proofErr w:type="spellEnd"/>
-      <w:proofErr w:type="gramEnd"/>
-      <w:r>
-        <w:t>, timeout</w:t>
-      </w:r>
-      <w:proofErr w:type="gramStart"/>
-      <w:r>
-        <w:t>).until</w:t>
-      </w:r>
-      <w:proofErr w:type="gramEnd"/>
-      <w:r>
-        <w:t>(</w:t>
-      </w:r>
-    </w:p>
-    <w:p>
-      <w:pPr>
-        <w:pBdr>
-          <w:top w:val="single" w:sz="4" w:space="1" w:color="auto"/>
-        </w:pBdr>
-        <w:spacing w:after="0"/>
-      </w:pPr>
-      <w:r>
-        <w:t xml:space="preserve">            </w:t>
-      </w:r>
-      <w:proofErr w:type="spellStart"/>
-      <w:proofErr w:type="gramStart"/>
-      <w:r>
-        <w:t>EC.invisibility</w:t>
-      </w:r>
-      <w:proofErr w:type="gramEnd"/>
-      <w:r>
-        <w:t>_of_element_located</w:t>
-      </w:r>
-      <w:proofErr w:type="spellEnd"/>
-      <w:r>
-        <w:t>(locator)</w:t>
-      </w:r>
-    </w:p>
-    <w:p>
-      <w:pPr>
-        <w:pBdr>
-          <w:top w:val="single" w:sz="4" w:space="1" w:color="auto"/>
-        </w:pBdr>
-        <w:spacing w:after="0"/>
-      </w:pPr>
-      <w:r>
-        <w:t xml:space="preserve">        )</w:t>
-      </w:r>
-    </w:p>
-    <w:p>
-      <w:pPr>
-        <w:pBdr>
-          <w:top w:val="single" w:sz="4" w:space="1" w:color="auto"/>
-        </w:pBdr>
-        <w:spacing w:after="0"/>
-      </w:pPr>
-      <w:r>
-        <w:lastRenderedPageBreak/>
-        <w:pict w14:anchorId="6EB31E8A">
-          <v:rect id="_x0000_i1314" style="width:0;height:1.5pt" o:hralign="center" o:hrstd="t" o:hr="t" fillcolor="#a0a0a0" stroked="f"/>
-        </w:pict>
-      </w:r>
-    </w:p>
-    <w:p>
-      <w:pPr>
-        <w:pBdr>
-          <w:top w:val="single" w:sz="4" w:space="1" w:color="auto"/>
-        </w:pBdr>
-        <w:spacing w:after="0"/>
-        <w:rPr>
-          <w:b/>
-          <w:bCs/>
-        </w:rPr>
-      </w:pPr>
-      <w:r>
-        <w:rPr>
-          <w:b/>
-          <w:bCs/>
-        </w:rPr>
-        <w:t>Usage</w:t>
-      </w:r>
-    </w:p>
-    <w:p>
-      <w:pPr>
-        <w:pBdr>
-          <w:top w:val="single" w:sz="4" w:space="1" w:color="auto"/>
-        </w:pBdr>
-        <w:spacing w:after="0"/>
-      </w:pPr>
-      <w:r>
-        <w:t xml:space="preserve">wait = </w:t>
-      </w:r>
-      <w:proofErr w:type="spellStart"/>
-      <w:r>
-        <w:t>WaitHelper</w:t>
-      </w:r>
-      <w:proofErr w:type="spellEnd"/>
-      <w:r>
-        <w:t>(driver)</w:t>
-      </w:r>
-    </w:p>
-    <w:p>
-      <w:pPr>
-        <w:pBdr>
-          <w:top w:val="single" w:sz="4" w:space="1" w:color="auto"/>
-        </w:pBdr>
-        <w:spacing w:after="0"/>
-      </w:pPr>
-    </w:p>
-    <w:p>
-      <w:pPr>
-        <w:pBdr>
-          <w:top w:val="single" w:sz="4" w:space="1" w:color="auto"/>
-        </w:pBdr>
-        <w:spacing w:after="0"/>
-      </w:pPr>
-      <w:proofErr w:type="spellStart"/>
-      <w:proofErr w:type="gramStart"/>
-      <w:r>
-        <w:t>wait.wait</w:t>
-      </w:r>
-      <w:proofErr w:type="gramEnd"/>
-      <w:r>
-        <w:t>_</w:t>
-      </w:r>
-      <w:proofErr w:type="gramStart"/>
-      <w:r>
-        <w:t>visible</w:t>
-      </w:r>
-      <w:proofErr w:type="spellEnd"/>
-      <w:r>
-        <w:t>(</w:t>
-      </w:r>
-      <w:proofErr w:type="gramEnd"/>
-      <w:r>
-        <w:t>(By.ID, "username")</w:t>
-      </w:r>
-      <w:proofErr w:type="gramStart"/>
-      <w:r>
-        <w:t>).</w:t>
-      </w:r>
-      <w:proofErr w:type="spellStart"/>
-      <w:r>
-        <w:t>send</w:t>
-      </w:r>
-      <w:proofErr w:type="gramEnd"/>
-      <w:r>
-        <w:t>_keys</w:t>
-      </w:r>
-      <w:proofErr w:type="spellEnd"/>
-      <w:r>
-        <w:t>("Admin")</w:t>
-      </w:r>
-    </w:p>
-    <w:p>
-      <w:pPr>
-        <w:pBdr>
-          <w:top w:val="single" w:sz="4" w:space="1" w:color="auto"/>
-        </w:pBdr>
-        <w:spacing w:after="0"/>
-      </w:pPr>
-      <w:proofErr w:type="spellStart"/>
-      <w:proofErr w:type="gramStart"/>
-      <w:r>
-        <w:t>wait.wait</w:t>
-      </w:r>
-      <w:proofErr w:type="gramEnd"/>
-      <w:r>
-        <w:t>_</w:t>
-      </w:r>
-      <w:proofErr w:type="gramStart"/>
-      <w:r>
-        <w:t>clickable</w:t>
-      </w:r>
-      <w:proofErr w:type="spellEnd"/>
-      <w:r>
-        <w:t>(</w:t>
-      </w:r>
-      <w:proofErr w:type="gramEnd"/>
-      <w:r>
-        <w:t>(By.ID, "login")</w:t>
-      </w:r>
-      <w:proofErr w:type="gramStart"/>
-      <w:r>
-        <w:t>).click</w:t>
-      </w:r>
-      <w:proofErr w:type="gramEnd"/>
-      <w:r>
-        <w:t>()</w:t>
-      </w:r>
-    </w:p>
-    <w:p>
-      <w:pPr>
-        <w:pBdr>
-          <w:top w:val="single" w:sz="4" w:space="1" w:color="auto"/>
-        </w:pBdr>
-        <w:spacing w:after="0"/>
-      </w:pPr>
-      <w:r>
-        <w:pict w14:anchorId="68A7857F">
-          <v:rect id="_x0000_i1315" style="width:0;height:1.5pt" o:hralign="center" o:hrstd="t" o:hr="t" fillcolor="#a0a0a0" stroked="f"/>
-        </w:pict>
-      </w:r>
-    </w:p>
-    <w:p>
-      <w:pPr>
-        <w:pBdr>
-          <w:top w:val="single" w:sz="4" w:space="1" w:color="auto"/>
-        </w:pBdr>
-        <w:spacing w:after="0"/>
-        <w:rPr>
-          <w:b/>
-          <w:bCs/>
-        </w:rPr>
-      </w:pPr>
-      <w:r>
-        <w:rPr>
-          <w:rFonts w:ascii="Segoe UI Emoji" w:hAnsi="Segoe UI Emoji" w:cs="Segoe UI Emoji"/>
-          <w:b/>
-          <w:bCs/>
-        </w:rPr>
-        <w:t>✅</w:t>
-      </w:r>
-      <w:r>
-        <w:rPr>
-          <w:b/>
-          <w:bCs/>
-        </w:rPr>
-        <w:t xml:space="preserve"> Real Project Example</w:t>
-      </w:r>
-    </w:p>
-    <w:p>
-      <w:pPr>
-        <w:pBdr>
-          <w:top w:val="single" w:sz="4" w:space="1" w:color="auto"/>
-        </w:pBdr>
-        <w:spacing w:after="0"/>
-      </w:pPr>
-      <w:r>
-        <w:t>Loader handling.</w:t>
-      </w:r>
-    </w:p>
-    <w:p>
-      <w:pPr>
-        <w:pBdr>
-          <w:top w:val="single" w:sz="4" w:space="1" w:color="auto"/>
-        </w:pBdr>
-        <w:spacing w:after="0"/>
-      </w:pPr>
-      <w:r>
-        <w:pict w14:anchorId="7DB95298">
-          <v:rect id="_x0000_i1316" style="width:0;height:1.5pt" o:hralign="center" o:hrstd="t" o:hr="t" fillcolor="#a0a0a0" stroked="f"/>
-        </w:pict>
-      </w:r>
-    </w:p>
-    <w:p>
-      <w:pPr>
-        <w:pBdr>
-          <w:top w:val="single" w:sz="4" w:space="1" w:color="auto"/>
-        </w:pBdr>
-        <w:spacing w:after="0"/>
-      </w:pPr>
-      <w:proofErr w:type="spellStart"/>
-      <w:proofErr w:type="gramStart"/>
-      <w:r>
-        <w:t>WebDriverWait</w:t>
-      </w:r>
-      <w:proofErr w:type="spellEnd"/>
-      <w:r>
-        <w:t>(</w:t>
-      </w:r>
-      <w:proofErr w:type="gramEnd"/>
-      <w:r>
-        <w:t>driver, 20</w:t>
-      </w:r>
-      <w:proofErr w:type="gramStart"/>
-      <w:r>
-        <w:t>).until</w:t>
-      </w:r>
-      <w:proofErr w:type="gramEnd"/>
-      <w:r>
-        <w:t>(</w:t>
-      </w:r>
-    </w:p>
-    <w:p>
-      <w:pPr>
-        <w:pBdr>
-          <w:top w:val="single" w:sz="4" w:space="1" w:color="auto"/>
-        </w:pBdr>
-        <w:spacing w:after="0"/>
-      </w:pPr>
-      <w:r>
-        <w:t xml:space="preserve">    </w:t>
-      </w:r>
-      <w:proofErr w:type="spellStart"/>
-      <w:proofErr w:type="gramStart"/>
-      <w:r>
-        <w:t>EC.invisibility</w:t>
-      </w:r>
-      <w:proofErr w:type="gramEnd"/>
-      <w:r>
-        <w:t>_of_element_</w:t>
-      </w:r>
-      <w:proofErr w:type="gramStart"/>
-      <w:r>
-        <w:t>located</w:t>
-      </w:r>
-      <w:proofErr w:type="spellEnd"/>
-      <w:r>
-        <w:t>(</w:t>
-      </w:r>
-      <w:proofErr w:type="gramEnd"/>
-      <w:r>
-        <w:t>(</w:t>
-      </w:r>
-      <w:proofErr w:type="spellStart"/>
-      <w:r>
-        <w:t>By.CLASS_NAME</w:t>
-      </w:r>
-      <w:proofErr w:type="spellEnd"/>
-      <w:r>
-        <w:t>, "loading"))</w:t>
-      </w:r>
-    </w:p>
-    <w:p>
-      <w:pPr>
-        <w:pBdr>
-          <w:top w:val="single" w:sz="4" w:space="1" w:color="auto"/>
-        </w:pBdr>
-        <w:spacing w:after="0"/>
-      </w:pPr>
-      <w:r>
-        <w:t>)</w:t>
-      </w:r>
-    </w:p>
-    <w:p>
-      <w:pPr>
-        <w:pBdr>
-          <w:top w:val="single" w:sz="4" w:space="1" w:color="auto"/>
-        </w:pBdr>
-        <w:spacing w:after="0"/>
-      </w:pPr>
-    </w:p>
-    <w:p>
-      <w:pPr>
-        <w:pBdr>
-          <w:top w:val="single" w:sz="4" w:space="1" w:color="auto"/>
-        </w:pBdr>
-        <w:spacing w:after="0"/>
-      </w:pPr>
-      <w:proofErr w:type="spellStart"/>
-      <w:proofErr w:type="gramStart"/>
-      <w:r>
-        <w:t>driver.find</w:t>
-      </w:r>
-      <w:proofErr w:type="gramEnd"/>
-      <w:r>
-        <w:t>_</w:t>
-      </w:r>
-      <w:proofErr w:type="gramStart"/>
-      <w:r>
-        <w:t>element</w:t>
-      </w:r>
-      <w:proofErr w:type="spellEnd"/>
-      <w:r>
-        <w:t>(</w:t>
-      </w:r>
-      <w:proofErr w:type="gramEnd"/>
-      <w:r>
-        <w:t>By.ID, "submit"</w:t>
-      </w:r>
-      <w:proofErr w:type="gramStart"/>
-      <w:r>
-        <w:t>).click</w:t>
-      </w:r>
-      <w:proofErr w:type="gramEnd"/>
-      <w:r>
-        <w:t>()</w:t>
-      </w:r>
-    </w:p>
-    <w:p>
-      <w:pPr>
-        <w:pBdr>
-          <w:top w:val="single" w:sz="4" w:space="1" w:color="auto"/>
-        </w:pBdr>
-        <w:spacing w:after="0"/>
-      </w:pPr>
-      <w:r>
-        <w:pict w14:anchorId="49A27BEB">
-          <v:rect id="_x0000_i1317" style="width:0;height:1.5pt" o:hralign="center" o:hrstd="t" o:hr="t" fillcolor="#a0a0a0" stroked="f"/>
-        </w:pict>
-      </w:r>
-    </w:p>
-    <w:p>
-      <w:pPr>
-        <w:pBdr>
-          <w:top w:val="single" w:sz="4" w:space="1" w:color="auto"/>
-        </w:pBdr>
-        <w:spacing w:after="0"/>
-        <w:rPr>
-          <w:b/>
-          <w:bCs/>
-        </w:rPr>
-      </w:pPr>
-      <w:r>
-        <w:rPr>
-          <w:b/>
-          <w:bCs/>
-        </w:rPr>
-        <w:t>Without wait</w:t>
-      </w:r>
-    </w:p>
-    <w:p>
-      <w:pPr>
-        <w:pBdr>
-          <w:top w:val="single" w:sz="4" w:space="1" w:color="auto"/>
-        </w:pBdr>
-        <w:spacing w:after="0"/>
-      </w:pPr>
-      <w:r>
-        <w:t>Could fail with:</w:t>
-      </w:r>
-    </w:p>
-    <w:p>
-      <w:pPr>
-        <w:pBdr>
-          <w:top w:val="single" w:sz="4" w:space="1" w:color="auto"/>
-        </w:pBdr>
-        <w:spacing w:after="0"/>
-      </w:pPr>
-      <w:proofErr w:type="spellStart"/>
-      <w:r>
-        <w:t>ElementClickInterceptedException</w:t>
-      </w:r>
-      <w:proofErr w:type="spellEnd"/>
-    </w:p>
-    <w:p>
-      <w:pPr>
-        <w:pBdr>
-          <w:top w:val="single" w:sz="4" w:space="1" w:color="auto"/>
-        </w:pBdr>
-        <w:spacing w:after="0"/>
-      </w:pPr>
-      <w:r>
-        <w:pict w14:anchorId="7978B305">
-          <v:rect id="_x0000_i1318" style="width:0;height:1.5pt" o:hralign="center" o:hrstd="t" o:hr="t" fillcolor="#a0a0a0" stroked="f"/>
-        </w:pict>
-      </w:r>
-    </w:p>
-    <w:p>
-      <w:pPr>
-        <w:pBdr>
-          <w:top w:val="single" w:sz="4" w:space="1" w:color="auto"/>
-        </w:pBdr>
-        <w:spacing w:after="0"/>
-        <w:rPr>
-          <w:b/>
-          <w:bCs/>
-        </w:rPr>
-      </w:pPr>
-      <w:r>
-        <w:rPr>
-          <w:rFonts w:ascii="Segoe UI Emoji" w:hAnsi="Segoe UI Emoji" w:cs="Segoe UI Emoji"/>
-          <w:b/>
-          <w:bCs/>
-        </w:rPr>
-        <w:t>✅</w:t>
-      </w:r>
-      <w:r>
-        <w:rPr>
-          <w:b/>
-          <w:bCs/>
-        </w:rPr>
-        <w:t xml:space="preserve"> Mixing Waits (Avoid)</w:t>
-      </w:r>
-    </w:p>
-    <w:p>
-      <w:pPr>
-        <w:pBdr>
-          <w:top w:val="single" w:sz="4" w:space="1" w:color="auto"/>
-        </w:pBdr>
-        <w:spacing w:after="0"/>
-      </w:pPr>
-      <w:r>
-        <w:t>Avoid mixing:</w:t>
-      </w:r>
-    </w:p>
-    <w:p>
-      <w:pPr>
-        <w:pBdr>
-          <w:top w:val="single" w:sz="4" w:space="1" w:color="auto"/>
-        </w:pBdr>
-        <w:spacing w:after="0"/>
-      </w:pPr>
-      <w:proofErr w:type="spellStart"/>
-      <w:proofErr w:type="gramStart"/>
-      <w:r>
-        <w:t>driver.implicitly</w:t>
-      </w:r>
-      <w:proofErr w:type="gramEnd"/>
-      <w:r>
-        <w:t>_</w:t>
-      </w:r>
-      <w:proofErr w:type="gramStart"/>
-      <w:r>
-        <w:t>wait</w:t>
-      </w:r>
-      <w:proofErr w:type="spellEnd"/>
-      <w:r>
-        <w:t>(</w:t>
-      </w:r>
-      <w:proofErr w:type="gramEnd"/>
-      <w:r>
-        <w:t>10)</w:t>
-      </w:r>
-    </w:p>
-    <w:p>
-      <w:pPr>
-        <w:pBdr>
-          <w:top w:val="single" w:sz="4" w:space="1" w:color="auto"/>
-        </w:pBdr>
-        <w:spacing w:after="0"/>
-      </w:pPr>
-      <w:proofErr w:type="spellStart"/>
-      <w:proofErr w:type="gramStart"/>
-      <w:r>
-        <w:t>WebDriverWait</w:t>
-      </w:r>
-      <w:proofErr w:type="spellEnd"/>
-      <w:r>
-        <w:t>(</w:t>
-      </w:r>
-      <w:proofErr w:type="gramEnd"/>
-      <w:r>
-        <w:t>driver, 20)</w:t>
-      </w:r>
-    </w:p>
-    <w:p>
-      <w:pPr>
-        <w:pBdr>
-          <w:top w:val="single" w:sz="4" w:space="1" w:color="auto"/>
-        </w:pBdr>
-        <w:spacing w:after="0"/>
-      </w:pPr>
-      <w:r>
-        <w:t>May cause unpredictable timing.</w:t>
-      </w:r>
-    </w:p>
-    <w:p>
-      <w:pPr>
-        <w:pBdr>
-          <w:top w:val="single" w:sz="4" w:space="1" w:color="auto"/>
-        </w:pBdr>
-        <w:spacing w:after="0"/>
-      </w:pPr>
-      <w:r>
-        <w:pict w14:anchorId="2678C00D">
-          <v:rect id="_x0000_i1319" style="width:0;height:1.5pt" o:hralign="center" o:hrstd="t" o:hr="t" fillcolor="#a0a0a0" stroked="f"/>
-        </w:pict>
-      </w:r>
-    </w:p>
-    <w:p>
-      <w:pPr>
-        <w:pBdr>
-          <w:top w:val="single" w:sz="4" w:space="1" w:color="auto"/>
-        </w:pBdr>
-        <w:spacing w:after="0"/>
-        <w:rPr>
-          <w:b/>
-          <w:bCs/>
-        </w:rPr>
-      </w:pPr>
-      <w:r>
-        <w:rPr>
-          <w:b/>
-          <w:bCs/>
-        </w:rPr>
         <w:t>Best practice</w:t>
       </w:r>
     </w:p>
@@ -4219,7 +4367,7 @@
       </w:pPr>
       <w:r>
         <w:pict w14:anchorId="016C88AB">
-          <v:rect id="_x0000_i1320" style="width:0;height:1.5pt" o:hralign="center" o:hrstd="t" o:hr="t" fillcolor="#a0a0a0" stroked="f"/>
+          <v:rect id="_x0000_i1062" style="width:0;height:1.5pt" o:hralign="center" o:hrstd="t" o:hr="t" fillcolor="#a0a0a0" stroked="f"/>
         </w:pict>
       </w:r>
     </w:p>
@@ -4506,7 +4654,7 @@
       </w:pPr>
       <w:r>
         <w:pict w14:anchorId="3BC3C8B6">
-          <v:rect id="_x0000_i1321" style="width:0;height:1.5pt" o:hralign="center" o:hrstd="t" o:hr="t" fillcolor="#a0a0a0" stroked="f"/>
+          <v:rect id="_x0000_i1063" style="width:0;height:1.5pt" o:hralign="center" o:hrstd="t" o:hr="t" fillcolor="#a0a0a0" stroked="f"/>
         </w:pict>
       </w:r>
     </w:p>
@@ -4581,6 +4729,7 @@
                 <w:b/>
                 <w:bCs/>
               </w:rPr>
+              <w:lastRenderedPageBreak/>
               <w:t>Wait</w:t>
             </w:r>
           </w:p>
@@ -4884,7 +5033,7 @@
       </w:pPr>
       <w:r>
         <w:pict w14:anchorId="60F7B79F">
-          <v:rect id="_x0000_i1322" style="width:0;height:1.5pt" o:hralign="center" o:hrstd="t" o:hr="t" fillcolor="#a0a0a0" stroked="f"/>
+          <v:rect id="_x0000_i1064" style="width:0;height:1.5pt" o:hralign="center" o:hrstd="t" o:hr="t" fillcolor="#a0a0a0" stroked="f"/>
         </w:pict>
       </w:r>
     </w:p>
@@ -4926,7 +5075,6 @@
         <w:rPr>
           <w:rFonts w:ascii="Segoe UI Symbol" w:hAnsi="Segoe UI Symbol" w:cs="Segoe UI Symbol"/>
         </w:rPr>
-        <w:lastRenderedPageBreak/>
         <w:t>✔</w:t>
       </w:r>
       <w:r>
@@ -5002,7 +5150,7 @@
       </w:pPr>
       <w:r>
         <w:pict w14:anchorId="1A4C3B56">
-          <v:rect id="_x0000_i1323" style="width:0;height:1.5pt" o:hralign="center" o:hrstd="t" o:hr="t" fillcolor="#a0a0a0" stroked="f"/>
+          <v:rect id="_x0000_i1065" style="width:0;height:1.5pt" o:hralign="center" o:hrstd="t" o:hr="t" fillcolor="#a0a0a0" stroked="f"/>
         </w:pict>
       </w:r>
     </w:p>
@@ -5057,7 +5205,7 @@
       </w:pPr>
       <w:r>
         <w:pict w14:anchorId="798D0D48">
-          <v:rect id="_x0000_i1324" style="width:0;height:1.5pt" o:hralign="center" o:hrstd="t" o:hr="t" fillcolor="#a0a0a0" stroked="f"/>
+          <v:rect id="_x0000_i1066" style="width:0;height:1.5pt" o:hralign="center" o:hrstd="t" o:hr="t" fillcolor="#a0a0a0" stroked="f"/>
         </w:pict>
       </w:r>
     </w:p>
@@ -5253,7 +5401,7 @@
       </w:pPr>
       <w:r>
         <w:pict w14:anchorId="33438874">
-          <v:rect id="_x0000_i1325" style="width:0;height:1.5pt" o:hralign="center" o:hrstd="t" o:hr="t" fillcolor="#a0a0a0" stroked="f"/>
+          <v:rect id="_x0000_i1067" style="width:0;height:1.5pt" o:hralign="center" o:hrstd="t" o:hr="t" fillcolor="#a0a0a0" stroked="f"/>
         </w:pict>
       </w:r>
     </w:p>
@@ -5301,6 +5449,229 @@
         </w:pBdr>
         <w:spacing w:after="0"/>
       </w:pPr>
+    </w:p>
+    <w:p>
+      <w:pPr>
+        <w:numPr>
+          <w:ilvl w:val="0"/>
+          <w:numId w:val="5"/>
+        </w:numPr>
+        <w:pBdr>
+          <w:top w:val="single" w:sz="4" w:space="1" w:color="auto"/>
+        </w:pBdr>
+        <w:spacing w:after="0"/>
+      </w:pPr>
+      <w:r>
+        <w:rPr>
+          <w:b/>
+          <w:bCs/>
+        </w:rPr>
+        <w:t>Use Fluent Wait when:</w:t>
+      </w:r>
+    </w:p>
+    <w:p>
+      <w:pPr>
+        <w:numPr>
+          <w:ilvl w:val="1"/>
+          <w:numId w:val="5"/>
+        </w:numPr>
+        <w:pBdr>
+          <w:top w:val="single" w:sz="4" w:space="1" w:color="auto"/>
+        </w:pBdr>
+        <w:spacing w:after="0"/>
+      </w:pPr>
+      <w:r>
+        <w:t>Elements load with highly variable timing</w:t>
+      </w:r>
+    </w:p>
+    <w:p>
+      <w:pPr>
+        <w:numPr>
+          <w:ilvl w:val="1"/>
+          <w:numId w:val="5"/>
+        </w:numPr>
+        <w:pBdr>
+          <w:top w:val="single" w:sz="4" w:space="1" w:color="auto"/>
+        </w:pBdr>
+        <w:spacing w:after="0"/>
+      </w:pPr>
+      <w:r>
+        <w:t>Dealing with unstable/legacy web applications</w:t>
+      </w:r>
+    </w:p>
+    <w:p>
+      <w:pPr>
+        <w:numPr>
+          <w:ilvl w:val="1"/>
+          <w:numId w:val="5"/>
+        </w:numPr>
+        <w:pBdr>
+          <w:top w:val="single" w:sz="4" w:space="1" w:color="auto"/>
+        </w:pBdr>
+        <w:spacing w:after="0"/>
+      </w:pPr>
+      <w:r>
+        <w:t>Need fine-grained control over polling frequency</w:t>
+      </w:r>
+    </w:p>
+    <w:p>
+      <w:pPr>
+        <w:numPr>
+          <w:ilvl w:val="1"/>
+          <w:numId w:val="5"/>
+        </w:numPr>
+        <w:pBdr>
+          <w:top w:val="single" w:sz="4" w:space="1" w:color="auto"/>
+        </w:pBdr>
+        <w:spacing w:after="0"/>
+      </w:pPr>
+      <w:r>
+        <w:t>Multiple exception types need to be ignored</w:t>
+      </w:r>
+    </w:p>
+    <w:p>
+      <w:pPr>
+        <w:numPr>
+          <w:ilvl w:val="0"/>
+          <w:numId w:val="5"/>
+        </w:numPr>
+        <w:pBdr>
+          <w:top w:val="single" w:sz="4" w:space="1" w:color="auto"/>
+        </w:pBdr>
+        <w:spacing w:after="0"/>
+      </w:pPr>
+      <w:r>
+        <w:rPr>
+          <w:b/>
+          <w:bCs/>
+        </w:rPr>
+        <w:t>Avoid Fluent Wait when:</w:t>
+      </w:r>
+    </w:p>
+    <w:p>
+      <w:pPr>
+        <w:numPr>
+          <w:ilvl w:val="1"/>
+          <w:numId w:val="5"/>
+        </w:numPr>
+        <w:pBdr>
+          <w:top w:val="single" w:sz="4" w:space="1" w:color="auto"/>
+        </w:pBdr>
+        <w:spacing w:after="0"/>
+      </w:pPr>
+      <w:r>
+        <w:t>Standard explicit wait is sufficient</w:t>
+      </w:r>
+    </w:p>
+    <w:p>
+      <w:pPr>
+        <w:numPr>
+          <w:ilvl w:val="1"/>
+          <w:numId w:val="5"/>
+        </w:numPr>
+        <w:pBdr>
+          <w:top w:val="single" w:sz="4" w:space="1" w:color="auto"/>
+        </w:pBdr>
+        <w:spacing w:after="0"/>
+      </w:pPr>
+      <w:r>
+        <w:t>Performance is critical (polling adds overhead)</w:t>
+      </w:r>
+    </w:p>
+    <w:p>
+      <w:pPr>
+        <w:numPr>
+          <w:ilvl w:val="1"/>
+          <w:numId w:val="5"/>
+        </w:numPr>
+        <w:pBdr>
+          <w:top w:val="single" w:sz="4" w:space="1" w:color="auto"/>
+        </w:pBdr>
+        <w:spacing w:after="0"/>
+      </w:pPr>
+      <w:r>
+        <w:t>Condition is simple and predictable</w:t>
+      </w:r>
+    </w:p>
+    <w:p>
+      <w:pPr>
+        <w:numPr>
+          <w:ilvl w:val="0"/>
+          <w:numId w:val="5"/>
+        </w:numPr>
+        <w:pBdr>
+          <w:top w:val="single" w:sz="4" w:space="1" w:color="auto"/>
+        </w:pBdr>
+        <w:spacing w:after="0"/>
+      </w:pPr>
+      <w:r>
+        <w:rPr>
+          <w:b/>
+          <w:bCs/>
+        </w:rPr>
+        <w:t>Optimization Tips:</w:t>
+      </w:r>
+    </w:p>
+    <w:p>
+      <w:pPr>
+        <w:numPr>
+          <w:ilvl w:val="1"/>
+          <w:numId w:val="5"/>
+        </w:numPr>
+        <w:pBdr>
+          <w:top w:val="single" w:sz="4" w:space="1" w:color="auto"/>
+        </w:pBdr>
+        <w:spacing w:after="0"/>
+      </w:pPr>
+      <w:r>
+        <w:t>Set </w:t>
+      </w:r>
+      <w:proofErr w:type="spellStart"/>
+      <w:r>
+        <w:t>poll_frequency</w:t>
+      </w:r>
+      <w:proofErr w:type="spellEnd"/>
+      <w:r>
+        <w:t> lower (0.1-0.3s) for fast-reacting conditions</w:t>
+      </w:r>
+    </w:p>
+    <w:p>
+      <w:pPr>
+        <w:numPr>
+          <w:ilvl w:val="1"/>
+          <w:numId w:val="5"/>
+        </w:numPr>
+        <w:pBdr>
+          <w:top w:val="single" w:sz="4" w:space="1" w:color="auto"/>
+        </w:pBdr>
+        <w:spacing w:after="0"/>
+      </w:pPr>
+      <w:r>
+        <w:t>Set </w:t>
+      </w:r>
+      <w:proofErr w:type="spellStart"/>
+      <w:r>
+        <w:t>poll_frequency</w:t>
+      </w:r>
+      <w:proofErr w:type="spellEnd"/>
+      <w:r>
+        <w:t> higher (1-2s) for slow backend processes</w:t>
+      </w:r>
+    </w:p>
+    <w:p>
+      <w:pPr>
+        <w:numPr>
+          <w:ilvl w:val="1"/>
+          <w:numId w:val="5"/>
+        </w:numPr>
+        <w:pBdr>
+          <w:top w:val="single" w:sz="4" w:space="1" w:color="auto"/>
+        </w:pBdr>
+        <w:spacing w:after="0"/>
+      </w:pPr>
+      <w:r>
+        <w:t>Always include timeout limits to prevent infinite hangs</w:t>
+      </w:r>
     </w:p>
     <w:sectPr>
       <w:pgSz w:w="11906" w:h="16838"/>
@@ -5464,9 +5835,9 @@
     </w:lvl>
   </w:abstractNum>
   <w:abstractNum w:abstractNumId="1" w15:restartNumberingAfterBreak="0">
-    <w:nsid w:val="34206EDB"/>
+    <w:nsid w:val="2C3D5093"/>
     <w:multiLevelType w:val="multilevel"/>
-    <w:tmpl w:val="22EE844A"/>
+    <w:tmpl w:val="A07082EA"/>
     <w:lvl w:ilvl="0">
       <w:start w:val="1"/>
       <w:numFmt w:val="bullet"/>
@@ -5613,9 +5984,9 @@
     </w:lvl>
   </w:abstractNum>
   <w:abstractNum w:abstractNumId="2" w15:restartNumberingAfterBreak="0">
-    <w:nsid w:val="3FC5275F"/>
+    <w:nsid w:val="34206EDB"/>
     <w:multiLevelType w:val="multilevel"/>
-    <w:tmpl w:val="2718084A"/>
+    <w:tmpl w:val="22EE844A"/>
     <w:lvl w:ilvl="0">
       <w:start w:val="1"/>
       <w:numFmt w:val="bullet"/>
@@ -5761,14 +6132,286 @@
       </w:rPr>
     </w:lvl>
   </w:abstractNum>
+  <w:abstractNum w:abstractNumId="3" w15:restartNumberingAfterBreak="0">
+    <w:nsid w:val="3FC5275F"/>
+    <w:multiLevelType w:val="multilevel"/>
+    <w:tmpl w:val="2718084A"/>
+    <w:lvl w:ilvl="0">
+      <w:start w:val="1"/>
+      <w:numFmt w:val="bullet"/>
+      <w:lvlText w:val=""/>
+      <w:lvlJc w:val="left"/>
+      <w:pPr>
+        <w:tabs>
+          <w:tab w:val="num" w:pos="720"/>
+        </w:tabs>
+        <w:ind w:left="720" w:hanging="360"/>
+      </w:pPr>
+      <w:rPr>
+        <w:rFonts w:ascii="Symbol" w:hAnsi="Symbol" w:hint="default"/>
+        <w:sz w:val="20"/>
+      </w:rPr>
+    </w:lvl>
+    <w:lvl w:ilvl="1" w:tentative="1">
+      <w:start w:val="1"/>
+      <w:numFmt w:val="bullet"/>
+      <w:lvlText w:val="o"/>
+      <w:lvlJc w:val="left"/>
+      <w:pPr>
+        <w:tabs>
+          <w:tab w:val="num" w:pos="1440"/>
+        </w:tabs>
+        <w:ind w:left="1440" w:hanging="360"/>
+      </w:pPr>
+      <w:rPr>
+        <w:rFonts w:ascii="Courier New" w:hAnsi="Courier New" w:hint="default"/>
+        <w:sz w:val="20"/>
+      </w:rPr>
+    </w:lvl>
+    <w:lvl w:ilvl="2" w:tentative="1">
+      <w:start w:val="1"/>
+      <w:numFmt w:val="bullet"/>
+      <w:lvlText w:val=""/>
+      <w:lvlJc w:val="left"/>
+      <w:pPr>
+        <w:tabs>
+          <w:tab w:val="num" w:pos="2160"/>
+        </w:tabs>
+        <w:ind w:left="2160" w:hanging="360"/>
+      </w:pPr>
+      <w:rPr>
+        <w:rFonts w:ascii="Wingdings" w:hAnsi="Wingdings" w:hint="default"/>
+        <w:sz w:val="20"/>
+      </w:rPr>
+    </w:lvl>
+    <w:lvl w:ilvl="3" w:tentative="1">
+      <w:start w:val="1"/>
+      <w:numFmt w:val="bullet"/>
+      <w:lvlText w:val=""/>
+      <w:lvlJc w:val="left"/>
+      <w:pPr>
+        <w:tabs>
+          <w:tab w:val="num" w:pos="2880"/>
+        </w:tabs>
+        <w:ind w:left="2880" w:hanging="360"/>
+      </w:pPr>
+      <w:rPr>
+        <w:rFonts w:ascii="Wingdings" w:hAnsi="Wingdings" w:hint="default"/>
+        <w:sz w:val="20"/>
+      </w:rPr>
+    </w:lvl>
+    <w:lvl w:ilvl="4" w:tentative="1">
+      <w:start w:val="1"/>
+      <w:numFmt w:val="bullet"/>
+      <w:lvlText w:val=""/>
+      <w:lvlJc w:val="left"/>
+      <w:pPr>
+        <w:tabs>
+          <w:tab w:val="num" w:pos="3600"/>
+        </w:tabs>
+        <w:ind w:left="3600" w:hanging="360"/>
+      </w:pPr>
+      <w:rPr>
+        <w:rFonts w:ascii="Wingdings" w:hAnsi="Wingdings" w:hint="default"/>
+        <w:sz w:val="20"/>
+      </w:rPr>
+    </w:lvl>
+    <w:lvl w:ilvl="5" w:tentative="1">
+      <w:start w:val="1"/>
+      <w:numFmt w:val="bullet"/>
+      <w:lvlText w:val=""/>
+      <w:lvlJc w:val="left"/>
+      <w:pPr>
+        <w:tabs>
+          <w:tab w:val="num" w:pos="4320"/>
+        </w:tabs>
+        <w:ind w:left="4320" w:hanging="360"/>
+      </w:pPr>
+      <w:rPr>
+        <w:rFonts w:ascii="Wingdings" w:hAnsi="Wingdings" w:hint="default"/>
+        <w:sz w:val="20"/>
+      </w:rPr>
+    </w:lvl>
+    <w:lvl w:ilvl="6" w:tentative="1">
+      <w:start w:val="1"/>
+      <w:numFmt w:val="bullet"/>
+      <w:lvlText w:val=""/>
+      <w:lvlJc w:val="left"/>
+      <w:pPr>
+        <w:tabs>
+          <w:tab w:val="num" w:pos="5040"/>
+        </w:tabs>
+        <w:ind w:left="5040" w:hanging="360"/>
+      </w:pPr>
+      <w:rPr>
+        <w:rFonts w:ascii="Wingdings" w:hAnsi="Wingdings" w:hint="default"/>
+        <w:sz w:val="20"/>
+      </w:rPr>
+    </w:lvl>
+    <w:lvl w:ilvl="7" w:tentative="1">
+      <w:start w:val="1"/>
+      <w:numFmt w:val="bullet"/>
+      <w:lvlText w:val=""/>
+      <w:lvlJc w:val="left"/>
+      <w:pPr>
+        <w:tabs>
+          <w:tab w:val="num" w:pos="5760"/>
+        </w:tabs>
+        <w:ind w:left="5760" w:hanging="360"/>
+      </w:pPr>
+      <w:rPr>
+        <w:rFonts w:ascii="Wingdings" w:hAnsi="Wingdings" w:hint="default"/>
+        <w:sz w:val="20"/>
+      </w:rPr>
+    </w:lvl>
+    <w:lvl w:ilvl="8" w:tentative="1">
+      <w:start w:val="1"/>
+      <w:numFmt w:val="bullet"/>
+      <w:lvlText w:val=""/>
+      <w:lvlJc w:val="left"/>
+      <w:pPr>
+        <w:tabs>
+          <w:tab w:val="num" w:pos="6480"/>
+        </w:tabs>
+        <w:ind w:left="6480" w:hanging="360"/>
+      </w:pPr>
+      <w:rPr>
+        <w:rFonts w:ascii="Wingdings" w:hAnsi="Wingdings" w:hint="default"/>
+        <w:sz w:val="20"/>
+      </w:rPr>
+    </w:lvl>
+  </w:abstractNum>
+  <w:abstractNum w:abstractNumId="4" w15:restartNumberingAfterBreak="0">
+    <w:nsid w:val="6A9225C5"/>
+    <w:multiLevelType w:val="multilevel"/>
+    <w:tmpl w:val="544EA1F0"/>
+    <w:lvl w:ilvl="0">
+      <w:start w:val="1"/>
+      <w:numFmt w:val="decimal"/>
+      <w:lvlText w:val="%1."/>
+      <w:lvlJc w:val="left"/>
+      <w:pPr>
+        <w:tabs>
+          <w:tab w:val="num" w:pos="720"/>
+        </w:tabs>
+        <w:ind w:left="720" w:hanging="360"/>
+      </w:pPr>
+    </w:lvl>
+    <w:lvl w:ilvl="1">
+      <w:start w:val="1"/>
+      <w:numFmt w:val="bullet"/>
+      <w:lvlText w:val="o"/>
+      <w:lvlJc w:val="left"/>
+      <w:pPr>
+        <w:tabs>
+          <w:tab w:val="num" w:pos="1440"/>
+        </w:tabs>
+        <w:ind w:left="1440" w:hanging="360"/>
+      </w:pPr>
+      <w:rPr>
+        <w:rFonts w:ascii="Courier New" w:hAnsi="Courier New" w:hint="default"/>
+        <w:sz w:val="20"/>
+      </w:rPr>
+    </w:lvl>
+    <w:lvl w:ilvl="2" w:tentative="1">
+      <w:start w:val="1"/>
+      <w:numFmt w:val="decimal"/>
+      <w:lvlText w:val="%3."/>
+      <w:lvlJc w:val="left"/>
+      <w:pPr>
+        <w:tabs>
+          <w:tab w:val="num" w:pos="2160"/>
+        </w:tabs>
+        <w:ind w:left="2160" w:hanging="360"/>
+      </w:pPr>
+    </w:lvl>
+    <w:lvl w:ilvl="3" w:tentative="1">
+      <w:start w:val="1"/>
+      <w:numFmt w:val="decimal"/>
+      <w:lvlText w:val="%4."/>
+      <w:lvlJc w:val="left"/>
+      <w:pPr>
+        <w:tabs>
+          <w:tab w:val="num" w:pos="2880"/>
+        </w:tabs>
+        <w:ind w:left="2880" w:hanging="360"/>
+      </w:pPr>
+    </w:lvl>
+    <w:lvl w:ilvl="4" w:tentative="1">
+      <w:start w:val="1"/>
+      <w:numFmt w:val="decimal"/>
+      <w:lvlText w:val="%5."/>
+      <w:lvlJc w:val="left"/>
+      <w:pPr>
+        <w:tabs>
+          <w:tab w:val="num" w:pos="3600"/>
+        </w:tabs>
+        <w:ind w:left="3600" w:hanging="360"/>
+      </w:pPr>
+    </w:lvl>
+    <w:lvl w:ilvl="5" w:tentative="1">
+      <w:start w:val="1"/>
+      <w:numFmt w:val="decimal"/>
+      <w:lvlText w:val="%6."/>
+      <w:lvlJc w:val="left"/>
+      <w:pPr>
+        <w:tabs>
+          <w:tab w:val="num" w:pos="4320"/>
+        </w:tabs>
+        <w:ind w:left="4320" w:hanging="360"/>
+      </w:pPr>
+    </w:lvl>
+    <w:lvl w:ilvl="6" w:tentative="1">
+      <w:start w:val="1"/>
+      <w:numFmt w:val="decimal"/>
+      <w:lvlText w:val="%7."/>
+      <w:lvlJc w:val="left"/>
+      <w:pPr>
+        <w:tabs>
+          <w:tab w:val="num" w:pos="5040"/>
+        </w:tabs>
+        <w:ind w:left="5040" w:hanging="360"/>
+      </w:pPr>
+    </w:lvl>
+    <w:lvl w:ilvl="7" w:tentative="1">
+      <w:start w:val="1"/>
+      <w:numFmt w:val="decimal"/>
+      <w:lvlText w:val="%8."/>
+      <w:lvlJc w:val="left"/>
+      <w:pPr>
+        <w:tabs>
+          <w:tab w:val="num" w:pos="5760"/>
+        </w:tabs>
+        <w:ind w:left="5760" w:hanging="360"/>
+      </w:pPr>
+    </w:lvl>
+    <w:lvl w:ilvl="8" w:tentative="1">
+      <w:start w:val="1"/>
+      <w:numFmt w:val="decimal"/>
+      <w:lvlText w:val="%9."/>
+      <w:lvlJc w:val="left"/>
+      <w:pPr>
+        <w:tabs>
+          <w:tab w:val="num" w:pos="6480"/>
+        </w:tabs>
+        <w:ind w:left="6480" w:hanging="360"/>
+      </w:pPr>
+    </w:lvl>
+  </w:abstractNum>
   <w:num w:numId="1" w16cid:durableId="547228594">
-    <w:abstractNumId w:val="2"/>
+    <w:abstractNumId w:val="3"/>
   </w:num>
   <w:num w:numId="2" w16cid:durableId="1440103820">
-    <w:abstractNumId w:val="1"/>
+    <w:abstractNumId w:val="2"/>
   </w:num>
   <w:num w:numId="3" w16cid:durableId="1201554300">
     <w:abstractNumId w:val="0"/>
+  </w:num>
+  <w:num w:numId="4" w16cid:durableId="1984693870">
+    <w:abstractNumId w:val="1"/>
+  </w:num>
+  <w:num w:numId="5" w16cid:durableId="174075444">
+    <w:abstractNumId w:val="4"/>
   </w:num>
 </w:numbering>
 </file>
